--- a/tesis_oficial_borradores/para_el_grupo/Propuesta_metodologica.docx
+++ b/tesis_oficial_borradores/para_el_grupo/Propuesta_metodologica.docx
@@ -24,7 +24,7 @@
         <w:pStyle w:val="FirstParagraph"/>
       </w:pPr>
       <w:r>
-        <w:t xml:space="preserve">Resume qué pasó con cada punto de la propuesta metodológica, por qué se tomó cada decisión y qué tienen que validar Pablo y el equipo antes de seguir. La tesis completa está en Tesis.pdf y en Tesis_borrador.docx; acá va solo lo que toca a la propuesta metodológica.</w:t>
+        <w:t xml:space="preserve">Resume qué pasó con cada punto de la propuesta metodológica en la versión del modelo del 12 de octubre de 2026, por qué se tomó cada decisión y qué tienen que validar Pablo y el equipo. La tesis completa está en Tesis.pdf y en Tesis_borrador.docx; acá va solo lo que toca a la propuesta.</w:t>
       </w:r>
     </w:p>
     <w:bookmarkEnd w:id="9"/>
@@ -106,7 +106,7 @@
         <w:t xml:space="preserve"> </w:t>
       </w:r>
       <w:r>
-        <w:t xml:space="preserve">la deuda rezagada entra en las cuatro ecuaciones del sistema y se acumula trimestre a trimestre con la identidad contable. La retroalimentación va en los dos sentidos: los</w:t>
+        <w:t xml:space="preserve">la deuda rezagada entra en las cuatro ecuaciones del sistema y se acumula con la identidad contable. La retroalimentación va en los dos sentidos: los</w:t>
       </w:r>
       <w:r>
         <w:t xml:space="preserve"> </w:t>
@@ -122,7 +122,7 @@
         <w:t xml:space="preserve"> </w:t>
       </w:r>
       <w:r>
-        <w:t xml:space="preserve">del sistema cambian la deuda, y la deuda del período anterior cambia el riesgo país, el superávit, el crecimiento y el tipo de cambio del período siguiente.</w:t>
+        <w:t xml:space="preserve">del sistema cambian la deuda, y la deuda cambia el riesgo país, el superávit, el crecimiento y el tipo de cambio de los períodos siguientes. En la simulación la deuda que entra en las ecuaciones se actualiza al cierre de cada año, porque la identidad del FMI es anual.</w:t>
       </w:r>
     </w:p>
     <w:p>
@@ -168,7 +168,7 @@
         <w:pStyle w:val="FirstParagraph"/>
       </w:pPr>
       <w:r>
-        <w:t xml:space="preserve">Se eligió el segundo porque es el que recomienda la literatura para este problema (Favero y Giavazzi, 2007). Una ecuación estimada para la deuda agrega un error que la identidad no tiene y rompe la contabilidad: la deuda simulada dejaría de cerrar con el déficit, los intereses y la devaluación. En un trimestre, por otra parte, la deuda casi no reacciona a sí misma por fuera de esos componentes, así que el</w:t>
+        <w:t xml:space="preserve">Se eligió el segundo porque es el que recomienda la literatura para este problema (Favero y Giavazzi, 2007). Una ecuación estimada para la deuda agrega un error que la identidad no tiene y rompe la contabilidad: la deuda simulada dejaría de cerrar con el déficit, los intereses y la devaluación. En un trimestre la deuda casi no reacciona a sí misma por fuera de esos componentes, así que su</w:t>
       </w:r>
       <w:r>
         <w:t xml:space="preserve"> </w:t>
@@ -184,15 +184,7 @@
         <w:t xml:space="preserve"> </w:t>
       </w:r>
       <w:r>
-        <w:t xml:space="preserve">propio de la deuda no tiene interpretación económica.</w:t>
-      </w:r>
-    </w:p>
-    <w:p>
-      <w:pPr>
-        <w:pStyle w:val="BodyText"/>
-      </w:pPr>
-      <w:r>
-        <w:t xml:space="preserve">El camino difícil sí se usa en una parte: en el</w:t>
+        <w:t xml:space="preserve">propio no tendría interpretación económica. En el</w:t>
       </w:r>
       <w:r>
         <w:t xml:space="preserve"> </w:t>
@@ -205,7 +197,7 @@
         <w:t xml:space="preserve">bootstrap</w:t>
       </w:r>
       <w:r>
-        <w:t xml:space="preserve">, cada réplica regenera la deuda histórica con un VAR auxiliar de cinco variables, para que la incertidumbre de la deuda también entre en los intervalos.</w:t>
+        <w:t xml:space="preserve">, la deuda histórica se regenera en cada réplica, para que su incertidumbre también entre en los intervalos.</w:t>
       </w:r>
     </w:p>
     <w:p>
@@ -217,13 +209,73 @@
           <w:b/>
           <w:bCs/>
         </w:rPr>
-        <w:t xml:space="preserve">Qué dio:</w:t>
+        <w:t xml:space="preserve">Qué dio con el modelo nuevo (deuda federal bruta):</w:t>
+      </w:r>
+    </w:p>
+    <w:p>
+      <w:pPr>
+        <w:pStyle w:val="Compact"/>
+        <w:numPr>
+          <w:ilvl w:val="0"/>
+          <w:numId w:val="1002"/>
+        </w:numPr>
+      </w:pPr>
+      <w:r>
+        <w:rPr>
+          <w:b/>
+          <w:bCs/>
+        </w:rPr>
+        <w:t xml:space="preserve">Reacción fiscal.</w:t>
       </w:r>
       <w:r>
         <w:t xml:space="preserve"> </w:t>
       </w:r>
       <w:r>
-        <w:t xml:space="preserve">un punto más de deuda sube el EMBI+ 22 puntos básicos en el trimestre siguiente, pero el intervalo de 90% incluye el cero. La deuda sí tiene un efecto claro sobre el superávit: el coeficiente de impacto sobre el resultado primario trimestral es 0,051 [0,010; 0,103], y el multiplicador de largo plazo de la estimación por mínimos cuadrados, alrededor de 0,19 (sin intervalo). Si se apaga la retroalimentación, la probabilidad de no estabilización casi no cambia (25,6% contra 25,2% en 2031), porque el riesgo país más alto y el superávit más alto se compensan. El abanico, en cambio, se abre mucho más (46,7 puntos de ancho contra 35,3), porque sin la reacción fiscal nada frena la deuda.</w:t>
+        <w:t xml:space="preserve">El coeficiente de impacto de la deuda rezagada sobre el resultado primario trimestral es 0,0495 [0,0099; 0,0799]; el multiplicador de largo plazo, que descuenta los rezagos propios del resultado primario, es 0,167 [0,057; 0,296]. Los dos tienen intervalo y los dos excluyen el cero.</w:t>
+      </w:r>
+    </w:p>
+    <w:p>
+      <w:pPr>
+        <w:pStyle w:val="Compact"/>
+        <w:numPr>
+          <w:ilvl w:val="0"/>
+          <w:numId w:val="1002"/>
+        </w:numPr>
+      </w:pPr>
+      <w:r>
+        <w:rPr>
+          <w:b/>
+          <w:bCs/>
+        </w:rPr>
+        <w:t xml:space="preserve">Riesgo país.</w:t>
+      </w:r>
+      <w:r>
+        <w:t xml:space="preserve"> </w:t>
+      </w:r>
+      <w:r>
+        <w:t xml:space="preserve">Un punto más de deuda sube el EMBI+ 15,5 puntos básicos, con un intervalo de 90% de [-4,2; 29,7] que incluye el cero.</w:t>
+      </w:r>
+    </w:p>
+    <w:p>
+      <w:pPr>
+        <w:pStyle w:val="Compact"/>
+        <w:numPr>
+          <w:ilvl w:val="0"/>
+          <w:numId w:val="1002"/>
+        </w:numPr>
+      </w:pPr>
+      <w:r>
+        <w:rPr>
+          <w:b/>
+          <w:bCs/>
+        </w:rPr>
+        <w:t xml:space="preserve">Sin retroalimentación.</w:t>
+      </w:r>
+      <w:r>
+        <w:t xml:space="preserve"> </w:t>
+      </w:r>
+      <w:r>
+        <w:t xml:space="preserve">La probabilidad de no estabilización en 2031 casi no cambia (31,4% contra 32,8%), pero el abanico se abre (55,5 puntos de ancho en 2031 contra 48,3), porque sin la reacción fiscal nada frena la deuda.</w:t>
       </w:r>
     </w:p>
     <w:bookmarkEnd w:id="10"/>
@@ -333,22 +385,22 @@
                 <w:rFonts w:ascii="Calibri" w:hAnsi="Calibri"/>
                 <w:sz w:val="20"/>
               </w:rPr>
-              <w:t xml:space="preserve">Hecho; los quiebres de Bai-Perron (2001T4, 2006T2, 2018T1) entran como variables binarias</w:t>
-            </w:r>
-          </w:p>
-        </w:tc>
-        <w:tc>
-          <w:tcPr/>
-          <w:p>
-            <w:pPr>
-              <w:pStyle w:val="Compact"/>
-            </w:pPr>
-            <w:r>
-              <w:rPr>
-                <w:rFonts w:ascii="Calibri" w:hAnsi="Calibri"/>
-                <w:sz w:val="20"/>
-              </w:rPr>
-              <w:t xml:space="preserve">4.2, 6.1 y Apéndice A.2</w:t>
+              <w:t xml:space="preserve">Hecho, con datos desde 1999. Los quiebres de Bai-Perron sobre la deuda federal bruta (2001T4, 2006T2, 2018T1) entran como variables binarias; la variante sin ellas se informa</w:t>
+            </w:r>
+          </w:p>
+        </w:tc>
+        <w:tc>
+          <w:tcPr/>
+          <w:p>
+            <w:pPr>
+              <w:pStyle w:val="Compact"/>
+            </w:pPr>
+            <w:r>
+              <w:rPr>
+                <w:rFonts w:ascii="Calibri" w:hAnsi="Calibri"/>
+                <w:sz w:val="20"/>
+              </w:rPr>
+              <w:t xml:space="preserve">Capítulo 4 y Apéndice A.2</w:t>
             </w:r>
           </w:p>
         </w:tc>
@@ -380,22 +432,22 @@
                 <w:rFonts w:ascii="Calibri" w:hAnsi="Calibri"/>
                 <w:sz w:val="20"/>
               </w:rPr>
-              <w:t xml:space="preserve">El mayor rezago estable que no supere al del AIC (3); entre los órdenes estables el AIC elige 2, y esa variante se informa. No se logró eliminar toda la autocorrelación; se informa como limitación</w:t>
-            </w:r>
-          </w:p>
-        </w:tc>
-        <w:tc>
-          <w:tcPr/>
-          <w:p>
-            <w:pPr>
-              <w:pStyle w:val="Compact"/>
-            </w:pPr>
-            <w:r>
-              <w:rPr>
-                <w:rFonts w:ascii="Calibri" w:hAnsi="Calibri"/>
-                <w:sz w:val="20"/>
-              </w:rPr>
-              <w:t xml:space="preserve">4.5, A.3, A.4 y 7.6</w:t>
+              <w:t xml:space="preserve">Cumplido. Regla: el criterio de Schwarz (BIC) entre los órdenes estables, que Ivanov y Kilian (2005) recomiendan para datos trimestrales con menos de 120 observaciones; si sus residuos están autocorrelacionados, el menor orden mayor que no lo esté (Lütkepohl, 2005, sec. 4.4). Schwarz elige 1 rezago, con residuos autocorrelacionados (Portmanteau p = 0,000); se usan 2, sin autocorrelación (p = 0,296), que es también el orden de Hannan-Quinn. El AIC sin restricción elige 5. Todos los órdenes se comparan sobre la misma muestra, 2000T3-2025T4</w:t>
+            </w:r>
+          </w:p>
+        </w:tc>
+        <w:tc>
+          <w:tcPr/>
+          <w:p>
+            <w:pPr>
+              <w:pStyle w:val="Compact"/>
+            </w:pPr>
+            <w:r>
+              <w:rPr>
+                <w:rFonts w:ascii="Calibri" w:hAnsi="Calibri"/>
+                <w:sz w:val="20"/>
+              </w:rPr>
+              <w:t xml:space="preserve">Capítulo 4 y Apéndice A.3</w:t>
             </w:r>
           </w:p>
         </w:tc>
@@ -442,7 +494,7 @@
                 <w:rFonts w:ascii="Calibri" w:hAnsi="Calibri"/>
                 <w:sz w:val="20"/>
               </w:rPr>
-              <w:t xml:space="preserve">4.2</w:t>
+              <w:t xml:space="preserve">Capítulo 4</w:t>
             </w:r>
           </w:p>
         </w:tc>
@@ -489,7 +541,7 @@
                 <w:rFonts w:ascii="Calibri" w:hAnsi="Calibri"/>
                 <w:sz w:val="20"/>
               </w:rPr>
-              <w:t xml:space="preserve">4.2 y 6.1</w:t>
+              <w:t xml:space="preserve">Capítulos 4 y 6</w:t>
             </w:r>
           </w:p>
         </w:tc>
@@ -536,7 +588,7 @@
                 <w:rFonts w:ascii="Calibri" w:hAnsi="Calibri"/>
                 <w:sz w:val="20"/>
               </w:rPr>
-              <w:t xml:space="preserve">Tabla 6.6</w:t>
+              <w:t xml:space="preserve">Capítulo 6 y Apéndice A.8</w:t>
             </w:r>
           </w:p>
         </w:tc>
@@ -568,22 +620,82 @@
                 <w:rFonts w:ascii="Calibri" w:hAnsi="Calibri"/>
                 <w:sz w:val="20"/>
               </w:rPr>
-              <w:t xml:space="preserve">Como robustez, con el resultado primario primero y último. La identificación principal es Blanchard y Perotti, la que aprobó Pablo</w:t>
-            </w:r>
-          </w:p>
-        </w:tc>
-        <w:tc>
-          <w:tcPr/>
-          <w:p>
-            <w:pPr>
-              <w:pStyle w:val="Compact"/>
-            </w:pPr>
-            <w:r>
-              <w:rPr>
-                <w:rFonts w:ascii="Calibri" w:hAnsi="Calibri"/>
-                <w:sz w:val="20"/>
-              </w:rPr>
-              <w:t xml:space="preserve">4.4 y Tabla 6.6</w:t>
+              <w:t xml:space="preserve">Como robustez, con el resultado primario primero y último. La probabilidad de no estabilización es exactamente la misma que con la identificación principal (32,8% en 2031), como corresponde: los</w:t>
+            </w:r>
+            <w:r>
+              <w:rPr>
+                <w:rFonts w:ascii="Calibri" w:hAnsi="Calibri"/>
+                <w:sz w:val="20"/>
+              </w:rPr>
+              <w:t xml:space="preserve"> </w:t>
+            </w:r>
+            <w:r>
+              <w:rPr>
+                <w:rFonts w:ascii="Calibri" w:hAnsi="Calibri"/>
+                <w:i/>
+                <w:iCs/>
+                <w:sz w:val="20"/>
+              </w:rPr>
+              <w:t xml:space="preserve">shocks</w:t>
+            </w:r>
+            <w:r>
+              <w:rPr>
+                <w:rFonts w:ascii="Calibri" w:hAnsi="Calibri"/>
+                <w:sz w:val="20"/>
+              </w:rPr>
+              <w:t xml:space="preserve"> </w:t>
+            </w:r>
+            <w:r>
+              <w:rPr>
+                <w:rFonts w:ascii="Calibri" w:hAnsi="Calibri"/>
+                <w:sz w:val="20"/>
+              </w:rPr>
+              <w:t xml:space="preserve">estructurales reconstruyen los mismos residuos. Cambia el reparto de la varianza: la diferencia entre los</w:t>
+            </w:r>
+            <w:r>
+              <w:rPr>
+                <w:rFonts w:ascii="Calibri" w:hAnsi="Calibri"/>
+                <w:sz w:val="20"/>
+              </w:rPr>
+              <w:t xml:space="preserve"> </w:t>
+            </w:r>
+            <w:r>
+              <w:rPr>
+                <w:rFonts w:ascii="Calibri" w:hAnsi="Calibri"/>
+                <w:i/>
+                <w:iCs/>
+                <w:sz w:val="20"/>
+              </w:rPr>
+              <w:t xml:space="preserve">shocks</w:t>
+            </w:r>
+            <w:r>
+              <w:rPr>
+                <w:rFonts w:ascii="Calibri" w:hAnsi="Calibri"/>
+                <w:sz w:val="20"/>
+              </w:rPr>
+              <w:t xml:space="preserve"> </w:t>
+            </w:r>
+            <w:r>
+              <w:rPr>
+                <w:rFonts w:ascii="Calibri" w:hAnsi="Calibri"/>
+                <w:sz w:val="20"/>
+              </w:rPr>
+              <w:t xml:space="preserve">no fiscales y el fiscal es 63,9 [31,4; 75,3] y 95,8 [92,0; 100,0] puntos, contra 82,6 en la principal. La identificación principal es la de Blanchard y Perotti (2002), la que aprobó el director</w:t>
+            </w:r>
+          </w:p>
+        </w:tc>
+        <w:tc>
+          <w:tcPr/>
+          <w:p>
+            <w:pPr>
+              <w:pStyle w:val="Compact"/>
+            </w:pPr>
+            <w:r>
+              <w:rPr>
+                <w:rFonts w:ascii="Calibri" w:hAnsi="Calibri"/>
+                <w:sz w:val="20"/>
+              </w:rPr>
+              <w:t xml:space="preserve">Capítulo 4 y Apéndice A.8</w:t>
             </w:r>
           </w:p>
         </w:tc>
@@ -630,7 +742,7 @@
                 <w:rFonts w:ascii="Calibri" w:hAnsi="Calibri"/>
                 <w:sz w:val="20"/>
               </w:rPr>
-              <w:t xml:space="preserve">4.6 y Tabla 6.6</w:t>
+              <w:t xml:space="preserve">Capítulo 4 y Apéndice A.8</w:t>
             </w:r>
           </w:p>
         </w:tc>
@@ -678,22 +790,22 @@
                 <w:rFonts w:ascii="Calibri" w:hAnsi="Calibri"/>
                 <w:sz w:val="20"/>
               </w:rPr>
-              <w:t xml:space="preserve">Hecho (Wu y Xia, 2016)</w:t>
-            </w:r>
-          </w:p>
-        </w:tc>
-        <w:tc>
-          <w:tcPr/>
-          <w:p>
-            <w:pPr>
-              <w:pStyle w:val="Compact"/>
-            </w:pPr>
-            <w:r>
-              <w:rPr>
-                <w:rFonts w:ascii="Calibri" w:hAnsi="Calibri"/>
-                <w:sz w:val="20"/>
-              </w:rPr>
-              <w:t xml:space="preserve">5.4</w:t>
+              <w:t xml:space="preserve">Hecho (Wu y Xia, 2016). En 2022T1, cuando la serie pasa de la tasa sombra a la efectiva, la variación se calcula con la tasa efectiva en los dos trimestres, para no confundir el cambio de serie con un cambio de política</w:t>
+            </w:r>
+          </w:p>
+        </w:tc>
+        <w:tc>
+          <w:tcPr/>
+          <w:p>
+            <w:pPr>
+              <w:pStyle w:val="Compact"/>
+            </w:pPr>
+            <w:r>
+              <w:rPr>
+                <w:rFonts w:ascii="Calibri" w:hAnsi="Calibri"/>
+                <w:sz w:val="20"/>
+              </w:rPr>
+              <w:t xml:space="preserve">Capítulo 5</w:t>
             </w:r>
           </w:p>
         </w:tc>
@@ -756,7 +868,7 @@
                 <w:rFonts w:ascii="Calibri" w:hAnsi="Calibri"/>
                 <w:sz w:val="20"/>
               </w:rPr>
-              <w:t xml:space="preserve">8</w:t>
+              <w:t xml:space="preserve">Capítulo 8</w:t>
             </w:r>
           </w:p>
         </w:tc>
@@ -773,7 +885,7 @@
                 <w:rFonts w:ascii="Calibri" w:hAnsi="Calibri"/>
                 <w:sz w:val="20"/>
               </w:rPr>
-              <w:t xml:space="preserve">Términos de intercambio (Lanteri, 2019)</w:t>
+              <w:t xml:space="preserve">Términos de intercambio</w:t>
             </w:r>
           </w:p>
         </w:tc>
@@ -803,7 +915,7 @@
                 <w:rFonts w:ascii="Calibri" w:hAnsi="Calibri"/>
                 <w:sz w:val="20"/>
               </w:rPr>
-              <w:t xml:space="preserve">8</w:t>
+              <w:t xml:space="preserve">Capítulo 8</w:t>
             </w:r>
           </w:p>
         </w:tc>
@@ -850,7 +962,7 @@
                 <w:rFonts w:ascii="Calibri" w:hAnsi="Calibri"/>
                 <w:sz w:val="20"/>
               </w:rPr>
-              <w:t xml:space="preserve">4.7</w:t>
+              <w:t xml:space="preserve">Capítulo 4</w:t>
             </w:r>
           </w:p>
         </w:tc>
@@ -897,7 +1009,7 @@
                 <w:rFonts w:ascii="Calibri" w:hAnsi="Calibri"/>
                 <w:sz w:val="20"/>
               </w:rPr>
-              <w:t xml:space="preserve">8</w:t>
+              <w:t xml:space="preserve">Capítulo 8</w:t>
             </w:r>
           </w:p>
         </w:tc>
@@ -991,20 +1103,20 @@
                 <w:rFonts w:ascii="Calibri" w:hAnsi="Calibri"/>
                 <w:sz w:val="20"/>
               </w:rPr>
-              <w:t xml:space="preserve">4.2</w:t>
+              <w:t xml:space="preserve">Capítulo 4</w:t>
             </w:r>
           </w:p>
         </w:tc>
       </w:tr>
     </w:tbl>
     <w:bookmarkEnd w:id="11"/>
-    <w:bookmarkStart w:id="12" w:name="X654b1d3013a4afe9da41cc057e4efbba9d7e22f"/>
+    <w:bookmarkStart w:id="12" w:name="resultados-con-el-modelo-nuevo"/>
     <w:p>
       <w:pPr>
         <w:pStyle w:val="Heading1"/>
       </w:pPr>
       <w:r>
-        <w:t xml:space="preserve">Lo que tienen que validar Pablo y el equipo</w:t>
+        <w:t xml:space="preserve">Resultados con el modelo nuevo</w:t>
       </w:r>
     </w:p>
     <w:p>
@@ -1012,123 +1124,7 @@
         <w:pStyle w:val="FirstParagraph"/>
       </w:pPr>
       <w:r>
-        <w:rPr>
-          <w:b/>
-          <w:bCs/>
-        </w:rPr>
-        <w:t xml:space="preserve">1. El criterio de H1a cambió después de la primera estimación (octubre de 2026).</w:t>
-      </w:r>
-      <w:r>
-        <w:t xml:space="preserve"> </w:t>
-      </w:r>
-      <w:r>
-        <w:t xml:space="preserve">La hipótesis dice que el superávit por sí solo no alcanza. El criterio original era la descomposición de la varianza: que el intervalo de 90% de la diferencia entre los</w:t>
-      </w:r>
-      <w:r>
-        <w:t xml:space="preserve"> </w:t>
-      </w:r>
-      <w:r>
-        <w:rPr>
-          <w:i/>
-          <w:iCs/>
-        </w:rPr>
-        <w:t xml:space="preserve">shocks</w:t>
-      </w:r>
-      <w:r>
-        <w:t xml:space="preserve"> </w:t>
-      </w:r>
-      <w:r>
-        <w:t xml:space="preserve">no fiscales y el fiscal excluyera el cero. Esa diferencia (35,9 puntos) tiene un intervalo de [-4,8; 91,2], que incluye el cero, y cambia de signo en algunas variantes, así que con el criterio original H1a no se cumple. La tesis lo declara en la sección 4.7 e informa los dos criterios.</w:t>
-      </w:r>
-    </w:p>
-    <w:p>
-      <w:pPr>
-        <w:pStyle w:val="BodyText"/>
-      </w:pPr>
-      <w:r>
-        <w:t xml:space="preserve">El criterio nuevo pregunta directamente lo que dice la hipótesis: cuánto hay que subir el resultado primario de todos los años 2026-2035 para que la probabilidad de no estabilización en 2031 baje al 1%, que es la estimación puntual del FMI para Argentina (no un umbral de riesgo bajo del FMI). Hace falta subirlo unos 4,75 puntos: 6,15% del PIB en 2026 y 7,05% en 2031, casi el doble del máximo de las últimas tres décadas (3,6% en la suma de los cuatro trimestres de 2004, con rentas de la propiedad; 3,93% es el máximo de la suma móvil, en 2004T3, y 3,29% sin rentas). Con un superávit de 3,6% la probabilidad sigue en torno a 15%. En 2035 la probabilidad no baja de forma monótona (1,15% con 4,5 puntos y 1,93% con 6,0), porque con la deuda cerca de cero la métrica se activa con</w:t>
-      </w:r>
-      <w:r>
-        <w:t xml:space="preserve"> </w:t>
-      </w:r>
-      <w:r>
-        <w:rPr>
-          <w:i/>
-          <w:iCs/>
-        </w:rPr>
-        <w:t xml:space="preserve">shocks</w:t>
-      </w:r>
-      <w:r>
-        <w:t xml:space="preserve"> </w:t>
-      </w:r>
-      <w:r>
-        <w:t xml:space="preserve">pequeños. Los tamaños de los</w:t>
-      </w:r>
-      <w:r>
-        <w:t xml:space="preserve"> </w:t>
-      </w:r>
-      <w:r>
-        <w:rPr>
-          <w:i/>
-          <w:iCs/>
-        </w:rPr>
-        <w:t xml:space="preserve">shocks</w:t>
-      </w:r>
-      <w:r>
-        <w:t xml:space="preserve"> </w:t>
-      </w:r>
-      <w:r>
-        <w:t xml:space="preserve">de la FED también se fijaron en octubre de 2026.</w:t>
-      </w:r>
-    </w:p>
-    <w:p>
-      <w:pPr>
-        <w:pStyle w:val="BodyText"/>
-      </w:pPr>
-      <w:r>
-        <w:rPr>
-          <w:b/>
-          <w:bCs/>
-        </w:rPr>
-        <w:t xml:space="preserve">2. Los resultados cambiaron respecto de las versiones anteriores.</w:t>
-      </w:r>
-      <w:r>
-        <w:t xml:space="preserve"> </w:t>
-      </w:r>
-      <w:r>
-        <w:t xml:space="preserve">Una revisión completa encontró errores en la simulación: faltaba la inflación relativa del escenario del FMI, la retroalimentación usaba la sorpresa del año y no el desvío acumulado, y el</w:t>
-      </w:r>
-      <w:r>
-        <w:t xml:space="preserve"> </w:t>
-      </w:r>
-      <w:r>
-        <w:rPr>
-          <w:i/>
-          <w:iCs/>
-        </w:rPr>
-        <w:t xml:space="preserve">bootstrap</w:t>
-      </w:r>
-      <w:r>
-        <w:t xml:space="preserve"> </w:t>
-      </w:r>
-      <w:r>
-        <w:t xml:space="preserve">informaba promedios de réplicas sesgadas. Todo está corregido y explicado en la Guía de defensa. La estimación central usa coeficientes corregidos por sesgo con autovalor máximo de 0,9998 (casi raíz unitaria), lo que vuelve muy persistentes los</w:t>
-      </w:r>
-      <w:r>
-        <w:t xml:space="preserve"> </w:t>
-      </w:r>
-      <w:r>
-        <w:rPr>
-          <w:i/>
-          <w:iCs/>
-        </w:rPr>
-        <w:t xml:space="preserve">shocks</w:t>
-      </w:r>
-      <w:r>
-        <w:t xml:space="preserve"> </w:t>
-      </w:r>
-      <w:r>
-        <w:t xml:space="preserve">y eleva las probabilidades; la tesis lo declara en 4.5 y 6.1. Los números que valen son estos:</w:t>
+        <w:t xml:space="preserve">Especificación principal: deuda federal bruta, con el punto de partida, el escenario base y la métrica del FMI (2026). Intervalos de 90% de Hall.</w:t>
       </w:r>
     </w:p>
     <w:tbl>
@@ -1228,22 +1224,52 @@
                 <w:rFonts w:ascii="Calibri" w:hAnsi="Calibri"/>
                 <w:sz w:val="20"/>
               </w:rPr>
-              <w:t xml:space="preserve">Hace falta un superávit de 7,05% del PIB en 2031 (6,15% en 2026); el máximo histórico es 3,6%</w:t>
-            </w:r>
-          </w:p>
-        </w:tc>
-        <w:tc>
-          <w:tcPr/>
-          <w:p>
-            <w:pPr>
-              <w:pStyle w:val="Compact"/>
-            </w:pPr>
-            <w:r>
-              <w:rPr>
-                <w:rFonts w:ascii="Calibri" w:hAnsi="Calibri"/>
-                <w:sz w:val="20"/>
-              </w:rPr>
-              <w:t xml:space="preserve">Respaldada con el criterio de suficiencia; no con el criterio original de varianza</w:t>
+              <w:t xml:space="preserve">La contribución de los</w:t>
+            </w:r>
+            <w:r>
+              <w:rPr>
+                <w:rFonts w:ascii="Calibri" w:hAnsi="Calibri"/>
+                <w:sz w:val="20"/>
+              </w:rPr>
+              <w:t xml:space="preserve"> </w:t>
+            </w:r>
+            <w:r>
+              <w:rPr>
+                <w:rFonts w:ascii="Calibri" w:hAnsi="Calibri"/>
+                <w:i/>
+                <w:iCs/>
+                <w:sz w:val="20"/>
+              </w:rPr>
+              <w:t xml:space="preserve">shocks</w:t>
+            </w:r>
+            <w:r>
+              <w:rPr>
+                <w:rFonts w:ascii="Calibri" w:hAnsi="Calibri"/>
+                <w:sz w:val="20"/>
+              </w:rPr>
+              <w:t xml:space="preserve"> </w:t>
+            </w:r>
+            <w:r>
+              <w:rPr>
+                <w:rFonts w:ascii="Calibri" w:hAnsi="Calibri"/>
+                <w:sz w:val="20"/>
+              </w:rPr>
+              <w:t xml:space="preserve">no fiscales a la varianza de la deuda en 2035 supera a la del fiscal en 82,6 puntos [65,8; 92,4]. Reparto: externo 46,6%, cambiario y de riesgo 32,3%, actividad 12,4%, fiscal 8,7%. Complemento descriptivo: con el resultado primario en su máximo de 1999-2025 (3,58% del PIB, 2004) todos los años, la probabilidad de no estabilización en 2031 es 25,5%; para llevarla al 1% del FMI haría falta sumar 7,75 puntos al resultado primario del escenario en todos los años</w:t>
+            </w:r>
+          </w:p>
+        </w:tc>
+        <w:tc>
+          <w:tcPr/>
+          <w:p>
+            <w:pPr>
+              <w:pStyle w:val="Compact"/>
+            </w:pPr>
+            <w:r>
+              <w:rPr>
+                <w:rFonts w:ascii="Calibri" w:hAnsi="Calibri"/>
+                <w:sz w:val="20"/>
+              </w:rPr>
+              <w:t xml:space="preserve">Respaldada con su criterio original, en las 19 especificaciones (menor límite inferior: 31,4)</w:t>
             </w:r>
           </w:p>
         </w:tc>
@@ -1275,22 +1301,22 @@
                 <w:rFonts w:ascii="Calibri" w:hAnsi="Calibri"/>
                 <w:sz w:val="20"/>
               </w:rPr>
-              <w:t xml:space="preserve">25,2% en 2031 [19,0; 27,7] contra 1% del FMI; 22,3% en 2035 [15,6; 24,9] contra menos de 3%</w:t>
-            </w:r>
-          </w:p>
-        </w:tc>
-        <w:tc>
-          <w:tcPr/>
-          <w:p>
-            <w:pPr>
-              <w:pStyle w:val="Compact"/>
-            </w:pPr>
-            <w:r>
-              <w:rPr>
-                <w:rFonts w:ascii="Calibri" w:hAnsi="Calibri"/>
-                <w:sz w:val="20"/>
-              </w:rPr>
-              <w:t xml:space="preserve">Respaldada en las 17 especificaciones alternativas. La comparabilidad con el FMI no está establecida: con</w:t>
+              <w:t xml:space="preserve">No estabilización de 32,8% [26,8; 37,9] en 2031, contra 1% del FMI, y de 31,3% [27,0; 35,3] en 2035, contra menos de 3%. Con Bonferroni, los límites inferiores son 26,3 y 26,4</w:t>
+            </w:r>
+          </w:p>
+        </w:tc>
+        <w:tc>
+          <w:tcPr/>
+          <w:p>
+            <w:pPr>
+              <w:pStyle w:val="Compact"/>
+            </w:pPr>
+            <w:r>
+              <w:rPr>
+                <w:rFonts w:ascii="Calibri" w:hAnsi="Calibri"/>
+                <w:sz w:val="20"/>
+              </w:rPr>
+              <w:t xml:space="preserve">Respaldada en las 19 especificaciones (menor límite inferior: 20,3, deuda consolidada). Con el procedimiento de</w:t>
             </w:r>
             <w:r>
               <w:rPr>
@@ -1320,7 +1346,7 @@
                 <w:rFonts w:ascii="Calibri" w:hAnsi="Calibri"/>
                 <w:sz w:val="20"/>
               </w:rPr>
-              <w:t xml:space="preserve">a su manera nuestros datos dan 23,7% y no reproducen su 1%, y los perímetros difieren (61,0% neta consolidada contra 80,3% federal bruta)</w:t>
+              <w:t xml:space="preserve">del FMI sobre la historia argentina se obtiene 16,6% en 2031: tampoco se reproduce el 1%</w:t>
             </w:r>
           </w:p>
         </w:tc>
@@ -1352,70 +1378,194 @@
                 <w:rFonts w:ascii="Calibri" w:hAnsi="Calibri"/>
                 <w:sz w:val="20"/>
               </w:rPr>
-              <w:t xml:space="preserve">Repetir las variaciones de la FED de 2022-2025 (nivel 3,82 puntos más alto desde 2029 hasta 2035) suma 13,0 puntos de probabilidad en 2035 [1,0; 24,8]; un nivel 0,50 puntos más alto en 2026-2035 suma 1,5 [0,1; 3,1]. El efecto sobre la deuda esperada no excluye el cero ([-1,4; 20,4] y [-0,1; 2,4])</w:t>
-            </w:r>
-          </w:p>
-        </w:tc>
-        <w:tc>
-          <w:tcPr/>
-          <w:p>
-            <w:pPr>
-              <w:pStyle w:val="Compact"/>
-            </w:pPr>
-            <w:r>
-              <w:rPr>
-                <w:rFonts w:ascii="Calibri" w:hAnsi="Calibri"/>
-                <w:sz w:val="20"/>
-              </w:rPr>
-              <w:t xml:space="preserve">Respaldada solo en parte: cumple el criterio al 90% en la probabilidad pero no en la deuda esperada, no resiste Bonferroni, los canales de riesgo, tipo de cambio real y crecimiento no se distinguen del azar (5 de 84 bandas), y el 60% del efecto es el costo directo de la deuda en dólares, que entra en la identidad por construcción</w:t>
+              <w:t xml:space="preserve">Senda de la FED de 2022-2025: +11,3 puntos de probabilidad en 2035 [4,4; 17,9] y +12,6 puntos de deuda [1,2; 21,8]. Nivel 0,50 puntos más alto: +1,5 [0,5; 2,6] y +1,5 [0,1; 2,5]</w:t>
+            </w:r>
+          </w:p>
+        </w:tc>
+        <w:tc>
+          <w:tcPr/>
+          <w:p>
+            <w:pPr>
+              <w:pStyle w:val="Compact"/>
+            </w:pPr>
+            <w:r>
+              <w:rPr>
+                <w:rFonts w:ascii="Calibri" w:hAnsi="Calibri"/>
+                <w:sz w:val="20"/>
+              </w:rPr>
+              <w:t xml:space="preserve">Respaldada en su efecto sobre la probabilidad; no en su mecanismo. Con Bonferroni, el efecto sobre la deuda esperada incluye el cero. Solo 3 de 84 intervalos de respuesta excluyen el cero, todos del TCRM. El 75% del efecto sobre la deuda es el costo directo de la deuda en dólares</w:t>
+            </w:r>
+          </w:p>
+        </w:tc>
+      </w:tr>
+      <w:tr>
+        <w:tc>
+          <w:tcPr/>
+          <w:p>
+            <w:pPr>
+              <w:pStyle w:val="Compact"/>
+            </w:pPr>
+            <w:r>
+              <w:rPr>
+                <w:rFonts w:ascii="Calibri" w:hAnsi="Calibri"/>
+                <w:sz w:val="20"/>
+              </w:rPr>
+              <w:t xml:space="preserve">Extensión consolidada</w:t>
+            </w:r>
+          </w:p>
+        </w:tc>
+        <w:tc>
+          <w:tcPr/>
+          <w:p>
+            <w:pPr>
+              <w:pStyle w:val="Compact"/>
+            </w:pPr>
+            <w:r>
+              <w:rPr>
+                <w:rFonts w:ascii="Calibri" w:hAnsi="Calibri"/>
+                <w:sz w:val="20"/>
+              </w:rPr>
+              <w:t xml:space="preserve">No estabilización de 26,8% [20,3; 31,0] en 2031 y 24,1% [20,4; 29,6] en 2035</w:t>
+            </w:r>
+          </w:p>
+        </w:tc>
+        <w:tc>
+          <w:tcPr/>
+          <w:p>
+            <w:pPr>
+              <w:pStyle w:val="Compact"/>
+            </w:pPr>
+            <w:r>
+              <w:rPr>
+                <w:rFonts w:ascii="Calibri" w:hAnsi="Calibri"/>
+                <w:sz w:val="20"/>
+              </w:rPr>
+              <w:t xml:space="preserve">Mismas conclusiones para H1a y H1b; el efecto de la senda de la FED sobre la deuda esperada incluye el cero</w:t>
             </w:r>
           </w:p>
         </w:tc>
       </w:tr>
     </w:tbl>
+    <w:bookmarkEnd w:id="12"/>
+    <w:bookmarkStart w:id="13" w:name="X654b1d3013a4afe9da41cc057e4efbba9d7e22f"/>
     <w:p>
       <w:pPr>
-        <w:pStyle w:val="BodyText"/>
+        <w:pStyle w:val="Heading1"/>
+      </w:pPr>
+      <w:r>
+        <w:t xml:space="preserve">Lo que tienen que validar Pablo y el equipo</w:t>
+      </w:r>
+    </w:p>
+    <w:p>
+      <w:pPr>
+        <w:pStyle w:val="FirstParagraph"/>
       </w:pPr>
       <w:r>
         <w:rPr>
           <w:b/>
           <w:bCs/>
         </w:rPr>
-        <w:t xml:space="preserve">3. Pendientes del grupo.</w:t>
+        <w:t xml:space="preserve">1. Perímetro de la especificación principal (D1).</w:t>
       </w:r>
       <w:r>
         <w:t xml:space="preserve"> </w:t>
       </w:r>
       <w:r>
-        <w:t xml:space="preserve">Acordar qué se recorta para bajar de 69 a unas 60 páginas. Bajar a mano los informes del FGS de la ANSES, que bloquea la descarga automática (los enlaces están en el documento interno de Seguimiento de tareas). Revisar si el título debería cambiar:</w:t>
+        <w:t xml:space="preserve">La principal pasa a ser la deuda bruta del gobierno federal, que es el perímetro del análisis de sostenibilidad del FMI, con su punto de partida (80,3% del PIB a fines de 2025). Es la única forma de comparar con la probabilidad del FMI con el mismo perímetro, punto de partida, escenario y métrica: el escenario del FMI está construido para esa deuda. La deuda consolidada con el BCRA queda como extensión, con el</w:t>
       </w:r>
       <w:r>
         <w:t xml:space="preserve"> </w:t>
       </w:r>
       <w:r>
-        <w:t xml:space="preserve">“solvencia intertemporal”</w:t>
+        <w:rPr>
+          <w:i/>
+          <w:iCs/>
+        </w:rPr>
+        <w:t xml:space="preserve">stock</w:t>
       </w:r>
       <w:r>
         <w:t xml:space="preserve"> </w:t>
       </w:r>
       <w:r>
-        <w:t xml:space="preserve">y</w:t>
+        <w:t xml:space="preserve">consolidado del FMI (52,1% del PIB) como punto de partida. Su construcción sigue siendo un aporte, porque permite estimar la dinámica de ese perímetro y compararla con la federal.</w:t>
+      </w:r>
+    </w:p>
+    <w:p>
+      <w:pPr>
+        <w:pStyle w:val="BodyText"/>
+      </w:pPr>
+      <w:r>
+        <w:rPr>
+          <w:b/>
+          <w:bCs/>
+        </w:rPr>
+        <w:t xml:space="preserve">2. Muestra desde 1999 (D2).</w:t>
       </w:r>
       <w:r>
         <w:t xml:space="preserve"> </w:t>
       </w:r>
       <w:r>
-        <w:t xml:space="preserve">“post-2025”</w:t>
+        <w:t xml:space="preserve">Los datos empiezan en 1999T1, porque desde entonces el EMBI+ se toma de la serie diaria que publica Ámbito Financiero. Los valores de 1996-1998 eran diferenciales de bonos Brady y valores transcriptos sin cuadro ni página de origen, y el TCRM de 1996 estaba retropolado. La muestra efectiva es 2000T3-2025T4 (102 trimestres).</w:t>
+      </w:r>
+    </w:p>
+    <w:p>
+      <w:pPr>
+        <w:pStyle w:val="BodyText"/>
+      </w:pPr>
+      <w:r>
+        <w:rPr>
+          <w:b/>
+          <w:bCs/>
+        </w:rPr>
+        <w:t xml:space="preserve">3. Definición del resultado primario (D4).</w:t>
       </w:r>
       <w:r>
         <w:t xml:space="preserve"> </w:t>
       </w:r>
       <w:r>
-        <w:t xml:space="preserve">prometen algo más amplio que lo que se mide, que es la probabilidad de que la deuda no se estabilice entre 2026 y 2035.</w:t>
+        <w:t xml:space="preserve">Para la deuda federal, con rentas de la propiedad, que es la definición del FMI para el gobierno federal: las utilidades que el BCRA transfiere al Tesoro son ingreso del Tesoro. Para la deuda consolidada, sin rentas, porque en ese perímetro esas utilidades son un flujo interno. La otra definición se informa como robustez.</w:t>
       </w:r>
     </w:p>
-    <w:bookmarkEnd w:id="12"/>
+    <w:p>
+      <w:pPr>
+        <w:pStyle w:val="BodyText"/>
+      </w:pPr>
+      <w:r>
+        <w:rPr>
+          <w:b/>
+          <w:bCs/>
+        </w:rPr>
+        <w:t xml:space="preserve">4. Título (D13).</w:t>
+      </w:r>
+      <w:r>
+        <w:t xml:space="preserve"> </w:t>
+      </w:r>
+      <w:r>
+        <w:t xml:space="preserve">“Probabilidad de no estabilización de la deuda pública argentina, 2026-2035: un modelo SVARX con determinantes macroeconómicos y política monetaria de Estados Unidos”</w:t>
+      </w:r>
+      <w:r>
+        <w:t xml:space="preserve">. El título anterior hablaba de solvencia intertemporal y de deuda consolidada, que ya no son el objeto central.</w:t>
+      </w:r>
+    </w:p>
+    <w:p>
+      <w:pPr>
+        <w:pStyle w:val="BodyText"/>
+      </w:pPr>
+      <w:r>
+        <w:rPr>
+          <w:b/>
+          <w:bCs/>
+        </w:rPr>
+        <w:t xml:space="preserve">5. H1a con su criterio original.</w:t>
+      </w:r>
+      <w:r>
+        <w:t xml:space="preserve"> </w:t>
+      </w:r>
+      <w:r>
+        <w:t xml:space="preserve">H1a se contrasta con el criterio que figuraba antes de estimar: la descomposición de la varianza de la deuda en 2035, con un intervalo de 90% que excluye el cero. El cambio de criterio de la versión anterior se eliminó y ya no hace falta. La suficiencia del superávit queda como análisis descriptivo, sin criterio de contraste.</w:t>
+      </w:r>
+    </w:p>
+    <w:bookmarkEnd w:id="13"/>
     <w:sectPr>
       <w:footnotePr>
         <w:numRestart w:val="eachSect"/>
@@ -1609,6 +1759,109 @@
       <w:pPr>
         <w:ind w:left="6480" w:hanging="360"/>
       </w:pPr>
+    </w:lvl>
+  </w:abstractNum>
+  <w:abstractNum w:abstractNumId="991">
+    <w:nsid w:val="0000A991"/>
+    <w:multiLevelType w:val="multilevel"/>
+    <w:lvl w:ilvl="0">
+      <w:numFmt w:val="bullet"/>
+      <w:lvlText w:val=""/>
+      <w:lvlJc w:val="left"/>
+      <w:pPr>
+        <w:ind w:left="720" w:hanging="360"/>
+      </w:pPr>
+      <w:rPr>
+        <w:rFonts w:ascii="Symbol" w:hAnsi="Symbol" w:cs="Symbol" w:hint="default"/>
+      </w:rPr>
+    </w:lvl>
+    <w:lvl w:ilvl="1">
+      <w:numFmt w:val="bullet"/>
+      <w:lvlText w:val="o"/>
+      <w:lvlJc w:val="left"/>
+      <w:pPr>
+        <w:ind w:left="1440" w:hanging="360"/>
+      </w:pPr>
+      <w:rPr>
+        <w:rFonts w:ascii="Courier New" w:hAnsi="Courier New" w:cs="Courier New" w:hint="default"/>
+      </w:rPr>
+    </w:lvl>
+    <w:lvl w:ilvl="2">
+      <w:numFmt w:val="bullet"/>
+      <w:lvlText w:val=""/>
+      <w:lvlJc w:val="left"/>
+      <w:pPr>
+        <w:ind w:left="2160" w:hanging="360"/>
+      </w:pPr>
+      <w:rPr>
+        <w:rFonts w:ascii="Wingdings" w:hAnsi="Wingdings" w:cs="Wingdings" w:hint="default"/>
+      </w:rPr>
+    </w:lvl>
+    <w:lvl w:ilvl="3">
+      <w:numFmt w:val="bullet"/>
+      <w:lvlText w:val=""/>
+      <w:lvlJc w:val="left"/>
+      <w:pPr>
+        <w:ind w:left="2880" w:hanging="360"/>
+      </w:pPr>
+      <w:rPr>
+        <w:rFonts w:ascii="Symbol" w:hAnsi="Symbol" w:cs="Symbol" w:hint="default"/>
+      </w:rPr>
+    </w:lvl>
+    <w:lvl w:ilvl="4">
+      <w:numFmt w:val="bullet"/>
+      <w:lvlText w:val="o"/>
+      <w:lvlJc w:val="left"/>
+      <w:pPr>
+        <w:ind w:left="3600" w:hanging="360"/>
+      </w:pPr>
+      <w:rPr>
+        <w:rFonts w:ascii="Courier New" w:hAnsi="Courier New" w:cs="Courier New" w:hint="default"/>
+      </w:rPr>
+    </w:lvl>
+    <w:lvl w:ilvl="5">
+      <w:numFmt w:val="bullet"/>
+      <w:lvlText w:val=""/>
+      <w:lvlJc w:val="left"/>
+      <w:pPr>
+        <w:ind w:left="4320" w:hanging="360"/>
+      </w:pPr>
+      <w:rPr>
+        <w:rFonts w:ascii="Wingdings" w:hAnsi="Wingdings" w:cs="Wingdings" w:hint="default"/>
+      </w:rPr>
+    </w:lvl>
+    <w:lvl w:ilvl="6">
+      <w:numFmt w:val="bullet"/>
+      <w:lvlText w:val=""/>
+      <w:lvlJc w:val="left"/>
+      <w:pPr>
+        <w:ind w:left="5040" w:hanging="360"/>
+      </w:pPr>
+      <w:rPr>
+        <w:rFonts w:ascii="Symbol" w:hAnsi="Symbol" w:cs="Symbol" w:hint="default"/>
+      </w:rPr>
+    </w:lvl>
+    <w:lvl w:ilvl="7">
+      <w:numFmt w:val="bullet"/>
+      <w:lvlText w:val="o"/>
+      <w:lvlJc w:val="left"/>
+      <w:pPr>
+        <w:ind w:left="5760" w:hanging="360"/>
+      </w:pPr>
+      <w:rPr>
+        <w:rFonts w:ascii="Courier New" w:hAnsi="Courier New" w:cs="Courier New" w:hint="default"/>
+      </w:rPr>
+    </w:lvl>
+    <w:lvl w:ilvl="8">
+      <w:numFmt w:val="bullet"/>
+      <w:lvlText w:val=""/>
+      <w:lvlJc w:val="left"/>
+      <w:pPr>
+        <w:ind w:left="6480" w:hanging="360"/>
+      </w:pPr>
+      <w:rPr>
+        <w:rFonts w:ascii="Wingdings" w:hAnsi="Wingdings" w:cs="Wingdings" w:hint="default"/>
+      </w:rPr>
     </w:lvl>
   </w:abstractNum>
   <w:num w:numId="1000">
@@ -1643,6 +1896,9 @@
     <w:lvlOverride w:ilvl="8">
       <w:startOverride w:val="1"/>
     </w:lvlOverride>
+  </w:num>
+  <w:num w:numId="1002">
+    <w:abstractNumId w:val="991"/>
   </w:num>
 </w:numbering>
 </file>

--- a/tesis_oficial_borradores/para_el_grupo/Propuesta_metodologica.docx
+++ b/tesis_oficial_borradores/para_el_grupo/Propuesta_metodologica.docx
@@ -24,7 +24,7 @@
         <w:pStyle w:val="FirstParagraph"/>
       </w:pPr>
       <w:r>
-        <w:t xml:space="preserve">Resume qué pasó con cada punto de la propuesta metodológica en la versión del modelo del 12 de octubre de 2026, por qué se tomó cada decisión y qué tienen que validar Pablo y el equipo. La tesis completa está en Tesis.pdf y en Tesis_borrador.docx; acá va solo lo que toca a la propuesta.</w:t>
+        <w:t xml:space="preserve">Resume qué pasó con cada punto de la propuesta metodológica en la versión del modelo reestimada con la ventana 1996-2025 (17 de octubre de 2026), por qué se tomó cada decisión y qué tienen que validar Pablo y el equipo. La tesis completa está en Tesis.pdf y en Tesis_borrador.docx; acá va solo lo que toca a la propuesta.</w:t>
       </w:r>
     </w:p>
     <w:bookmarkEnd w:id="9"/>
@@ -54,7 +54,7 @@
         <w:t xml:space="preserve"> </w:t>
       </w:r>
       <w:r>
-        <w:t xml:space="preserve">dentro del SVAR: que el riesgo país, el crecimiento y el tipo de cambio muevan la deuda, y que la deuda a su vez mueva al riesgo país y al resultado primario.</w:t>
+        <w:t xml:space="preserve">dentro del SVAR: que el riesgo país, medido por el diferencial del índice EMBI de J.P. Morgan para Argentina (EMBI), el crecimiento y el tipo de cambio real multilateral (TCRM) muevan la deuda, y que la deuda a su vez mueva al EMBI y al resultado primario.</w:t>
       </w:r>
     </w:p>
     <w:p>
@@ -122,7 +122,7 @@
         <w:t xml:space="preserve"> </w:t>
       </w:r>
       <w:r>
-        <w:t xml:space="preserve">del sistema cambian la deuda, y la deuda cambia el riesgo país, el superávit, el crecimiento y el tipo de cambio de los períodos siguientes. En la simulación la deuda que entra en las ecuaciones se actualiza al cierre de cada año, porque la identidad del FMI es anual.</w:t>
+        <w:t xml:space="preserve">del sistema cambian la deuda, y la deuda cambia el EMBI, el superávit, el crecimiento y el TCRM de los períodos siguientes. En la simulación la deuda que entra en las ecuaciones se actualiza al cierre de cada año, porque la identidad del FMI es anual.</w:t>
       </w:r>
     </w:p>
     <w:p>
@@ -231,7 +231,7 @@
         <w:t xml:space="preserve"> </w:t>
       </w:r>
       <w:r>
-        <w:t xml:space="preserve">El coeficiente de impacto de la deuda rezagada sobre el resultado primario trimestral es 0,0495 [0,0099; 0,0799]; el multiplicador de largo plazo, que descuenta los rezagos propios del resultado primario, es 0,167 [0,057; 0,296]. Los dos tienen intervalo y los dos excluyen el cero.</w:t>
+        <w:t xml:space="preserve">El coeficiente de impacto de la deuda rezagada sobre el resultado primario trimestral es 0,0576 [0,0220; 0,0822]; el multiplicador de largo plazo, que descuenta los rezagos propios del resultado primario, es 0,199 [0,112; 0,328]. Los dos tienen intervalo y los dos excluyen el cero.</w:t>
       </w:r>
     </w:p>
     <w:p>
@@ -247,13 +247,13 @@
           <w:b/>
           <w:bCs/>
         </w:rPr>
-        <w:t xml:space="preserve">Riesgo país.</w:t>
+        <w:t xml:space="preserve">EMBI.</w:t>
       </w:r>
       <w:r>
         <w:t xml:space="preserve"> </w:t>
       </w:r>
       <w:r>
-        <w:t xml:space="preserve">Un punto más de deuda sube el EMBI+ 15,5 puntos básicos, con un intervalo de 90% de [-4,2; 29,7] que incluye el cero.</w:t>
+        <w:t xml:space="preserve">Un punto más de deuda sube el EMBI unos 15 puntos básicos, con un intervalo de 90% que incluye el cero.</w:t>
       </w:r>
     </w:p>
     <w:p>
@@ -275,7 +275,7 @@
         <w:t xml:space="preserve"> </w:t>
       </w:r>
       <w:r>
-        <w:t xml:space="preserve">La probabilidad de no estabilización en 2031 casi no cambia (31,4% contra 32,8%), pero el abanico se abre (55,5 puntos de ancho en 2031 contra 48,3), porque sin la reacción fiscal nada frena la deuda.</w:t>
+        <w:t xml:space="preserve">La probabilidad de no estabilización en 2031 casi no cambia (30,4% contra 31,8%), pero el abanico se abre (54,4 puntos de ancho en 2031 contra 46,6), porque sin la reacción fiscal nada frena la deuda.</w:t>
       </w:r>
     </w:p>
     <w:bookmarkEnd w:id="10"/>
@@ -385,22 +385,22 @@
                 <w:rFonts w:ascii="Calibri" w:hAnsi="Calibri"/>
                 <w:sz w:val="20"/>
               </w:rPr>
-              <w:t xml:space="preserve">Hecho, con datos desde 1999. Los quiebres de Bai-Perron sobre la deuda federal bruta (2001T4, 2006T2, 2018T1) entran como variables binarias; la variante sin ellas se informa</w:t>
-            </w:r>
-          </w:p>
-        </w:tc>
-        <w:tc>
-          <w:tcPr/>
-          <w:p>
-            <w:pPr>
-              <w:pStyle w:val="Compact"/>
-            </w:pPr>
-            <w:r>
-              <w:rPr>
-                <w:rFonts w:ascii="Calibri" w:hAnsi="Calibri"/>
-                <w:sz w:val="20"/>
-              </w:rPr>
-              <w:t xml:space="preserve">Capítulo 4 y Apéndice A.2</w:t>
+              <w:t xml:space="preserve">Hecho, con la ventana 1996-2025. Los quiebres de Bai-Perron sobre la deuda federal bruta (2001T4, 2006T2, 2018T1) entran como variables binarias; la variante sin ellas se informa</w:t>
+            </w:r>
+          </w:p>
+        </w:tc>
+        <w:tc>
+          <w:tcPr/>
+          <w:p>
+            <w:pPr>
+              <w:pStyle w:val="Compact"/>
+            </w:pPr>
+            <w:r>
+              <w:rPr>
+                <w:rFonts w:ascii="Calibri" w:hAnsi="Calibri"/>
+                <w:sz w:val="20"/>
+              </w:rPr>
+              <w:t xml:space="preserve">Capítulo 4 y Apéndice A.3</w:t>
             </w:r>
           </w:p>
         </w:tc>
@@ -432,22 +432,22 @@
                 <w:rFonts w:ascii="Calibri" w:hAnsi="Calibri"/>
                 <w:sz w:val="20"/>
               </w:rPr>
-              <w:t xml:space="preserve">Cumplido. Regla: el criterio de Schwarz (BIC) entre los órdenes estables, que Ivanov y Kilian (2005) recomiendan para datos trimestrales con menos de 120 observaciones; si sus residuos están autocorrelacionados, el menor orden mayor que no lo esté (Lütkepohl, 2005, sec. 4.4). Schwarz elige 1 rezago, con residuos autocorrelacionados (Portmanteau p = 0,000); se usan 2, sin autocorrelación (p = 0,296), que es también el orden de Hannan-Quinn. El AIC sin restricción elige 5. Todos los órdenes se comparan sobre la misma muestra, 2000T3-2025T4</w:t>
-            </w:r>
-          </w:p>
-        </w:tc>
-        <w:tc>
-          <w:tcPr/>
-          <w:p>
-            <w:pPr>
-              <w:pStyle w:val="Compact"/>
-            </w:pPr>
-            <w:r>
-              <w:rPr>
-                <w:rFonts w:ascii="Calibri" w:hAnsi="Calibri"/>
-                <w:sz w:val="20"/>
-              </w:rPr>
-              <w:t xml:space="preserve">Capítulo 4 y Apéndice A.3</w:t>
+              <w:t xml:space="preserve">Cumplido. Regla: el criterio de Schwarz (BIC) entre los órdenes estables, que Ivanov y Kilian (2005) recomiendan para datos trimestrales con menos de 120 observaciones; si sus residuos están autocorrelacionados, el menor orden mayor que no lo esté (Lütkepohl, 2005, sec. 4.4). Schwarz elige 1 rezago, con residuos autocorrelacionados (Portmanteau p = 0,000); se usan 2, sin autocorrelación (p = 0,056), que es también el orden de Hannan-Quinn. El AIC sin restricción elige 6. Todos los órdenes se comparan sobre la misma muestra, 1998T2-2025T4 (111 trimestres): los primeros trimestres de la ventana son condiciones iniciales de los rezagos</w:t>
+            </w:r>
+          </w:p>
+        </w:tc>
+        <w:tc>
+          <w:tcPr/>
+          <w:p>
+            <w:pPr>
+              <w:pStyle w:val="Compact"/>
+            </w:pPr>
+            <w:r>
+              <w:rPr>
+                <w:rFonts w:ascii="Calibri" w:hAnsi="Calibri"/>
+                <w:sz w:val="20"/>
+              </w:rPr>
+              <w:t xml:space="preserve">Capítulo 4 y Apéndice A.4</w:t>
             </w:r>
           </w:p>
         </w:tc>
@@ -588,7 +588,7 @@
                 <w:rFonts w:ascii="Calibri" w:hAnsi="Calibri"/>
                 <w:sz w:val="20"/>
               </w:rPr>
-              <w:t xml:space="preserve">Capítulo 6 y Apéndice A.8</w:t>
+              <w:t xml:space="preserve">Capítulo 6 y Apéndice A.9</w:t>
             </w:r>
           </w:p>
         </w:tc>
@@ -605,22 +605,22 @@
                 <w:rFonts w:ascii="Calibri" w:hAnsi="Calibri"/>
                 <w:sz w:val="20"/>
               </w:rPr>
-              <w:t xml:space="preserve">Cholesky con orden crecimiento, TCRM, EMBI+, resultado primario</w:t>
-            </w:r>
-          </w:p>
-        </w:tc>
-        <w:tc>
-          <w:tcPr/>
-          <w:p>
-            <w:pPr>
-              <w:pStyle w:val="Compact"/>
-            </w:pPr>
-            <w:r>
-              <w:rPr>
-                <w:rFonts w:ascii="Calibri" w:hAnsi="Calibri"/>
-                <w:sz w:val="20"/>
-              </w:rPr>
-              <w:t xml:space="preserve">Como robustez, con el resultado primario primero y último. La probabilidad de no estabilización es exactamente la misma que con la identificación principal (32,8% en 2031), como corresponde: los</w:t>
+              <w:t xml:space="preserve">Cholesky con orden crecimiento, TCRM, EMBI, resultado primario</w:t>
+            </w:r>
+          </w:p>
+        </w:tc>
+        <w:tc>
+          <w:tcPr/>
+          <w:p>
+            <w:pPr>
+              <w:pStyle w:val="Compact"/>
+            </w:pPr>
+            <w:r>
+              <w:rPr>
+                <w:rFonts w:ascii="Calibri" w:hAnsi="Calibri"/>
+                <w:sz w:val="20"/>
+              </w:rPr>
+              <w:t xml:space="preserve">Como robustez, con dos ordenamientos de Cholesky (resultado primario primero y resultado primario último). La probabilidad de no estabilización es exactamente la misma que con la identificación principal (31,8% en 2031), como corresponde: los</w:t>
             </w:r>
             <w:r>
               <w:rPr>
@@ -680,22 +680,22 @@
                 <w:rFonts w:ascii="Calibri" w:hAnsi="Calibri"/>
                 <w:sz w:val="20"/>
               </w:rPr>
-              <w:t xml:space="preserve">no fiscales y el fiscal es 63,9 [31,4; 75,3] y 95,8 [92,0; 100,0] puntos, contra 82,6 en la principal. La identificación principal es la de Blanchard y Perotti (2002), la que aprobó el director</w:t>
-            </w:r>
-          </w:p>
-        </w:tc>
-        <w:tc>
-          <w:tcPr/>
-          <w:p>
-            <w:pPr>
-              <w:pStyle w:val="Compact"/>
-            </w:pPr>
-            <w:r>
-              <w:rPr>
-                <w:rFonts w:ascii="Calibri" w:hAnsi="Calibri"/>
-                <w:sz w:val="20"/>
-              </w:rPr>
-              <w:t xml:space="preserve">Capítulo 4 y Apéndice A.8</w:t>
+              <w:t xml:space="preserve">no fiscales y el fiscal es 60,7 [25,6; 73,4] y 91,9 [84,1; 98,5] puntos, contra 78,3 en la principal. La identificación principal, la que aprobó el director, son restricciones de impacto en la línea de Blanchard y Perotti (2002) para el bloque fiscal y de actividad, con un bloque cambiario y de riesgo (EMBI y TCRM) identificado en conjunto</w:t>
+            </w:r>
+          </w:p>
+        </w:tc>
+        <w:tc>
+          <w:tcPr/>
+          <w:p>
+            <w:pPr>
+              <w:pStyle w:val="Compact"/>
+            </w:pPr>
+            <w:r>
+              <w:rPr>
+                <w:rFonts w:ascii="Calibri" w:hAnsi="Calibri"/>
+                <w:sz w:val="20"/>
+              </w:rPr>
+              <w:t xml:space="preserve">Capítulo 4 y Apéndice A.9</w:t>
             </w:r>
           </w:p>
         </w:tc>
@@ -712,37 +712,37 @@
                 <w:rFonts w:ascii="Calibri" w:hAnsi="Calibri"/>
                 <w:sz w:val="20"/>
               </w:rPr>
-              <w:t xml:space="preserve">Opción B: tasa en dólares desde el EMBI+ y tasa en pesos aparte</w:t>
-            </w:r>
-          </w:p>
-        </w:tc>
-        <w:tc>
-          <w:tcPr/>
-          <w:p>
-            <w:pPr>
-              <w:pStyle w:val="Compact"/>
-            </w:pPr>
-            <w:r>
-              <w:rPr>
-                <w:rFonts w:ascii="Calibri" w:hAnsi="Calibri"/>
-                <w:sz w:val="20"/>
-              </w:rPr>
-              <w:t xml:space="preserve">Es la especificación principal; el canal del riesgo país sobre la tasa en pesos va como robustez</w:t>
-            </w:r>
-          </w:p>
-        </w:tc>
-        <w:tc>
-          <w:tcPr/>
-          <w:p>
-            <w:pPr>
-              <w:pStyle w:val="Compact"/>
-            </w:pPr>
-            <w:r>
-              <w:rPr>
-                <w:rFonts w:ascii="Calibri" w:hAnsi="Calibri"/>
-                <w:sz w:val="20"/>
-              </w:rPr>
-              <w:t xml:space="preserve">Capítulo 4 y Apéndice A.8</w:t>
+              <w:t xml:space="preserve">Opción B: tasa en dólares desde el EMBI y tasa en pesos aparte</w:t>
+            </w:r>
+          </w:p>
+        </w:tc>
+        <w:tc>
+          <w:tcPr/>
+          <w:p>
+            <w:pPr>
+              <w:pStyle w:val="Compact"/>
+            </w:pPr>
+            <w:r>
+              <w:rPr>
+                <w:rFonts w:ascii="Calibri" w:hAnsi="Calibri"/>
+                <w:sz w:val="20"/>
+              </w:rPr>
+              <w:t xml:space="preserve">Es la especificación principal; el canal del EMBI sobre la tasa en pesos va como robustez</w:t>
+            </w:r>
+          </w:p>
+        </w:tc>
+        <w:tc>
+          <w:tcPr/>
+          <w:p>
+            <w:pPr>
+              <w:pStyle w:val="Compact"/>
+            </w:pPr>
+            <w:r>
+              <w:rPr>
+                <w:rFonts w:ascii="Calibri" w:hAnsi="Calibri"/>
+                <w:sz w:val="20"/>
+              </w:rPr>
+              <w:t xml:space="preserve">Capítulo 4 y Apéndice A.9</w:t>
             </w:r>
           </w:p>
         </w:tc>
@@ -1254,22 +1254,22 @@
                 <w:rFonts w:ascii="Calibri" w:hAnsi="Calibri"/>
                 <w:sz w:val="20"/>
               </w:rPr>
-              <w:t xml:space="preserve">no fiscales a la varianza de la deuda en 2035 supera a la del fiscal en 82,6 puntos [65,8; 92,4]. Reparto: externo 46,6%, cambiario y de riesgo 32,3%, actividad 12,4%, fiscal 8,7%. Complemento descriptivo: con el resultado primario en su máximo de 1999-2025 (3,58% del PIB, 2004) todos los años, la probabilidad de no estabilización en 2031 es 25,5%; para llevarla al 1% del FMI haría falta sumar 7,75 puntos al resultado primario del escenario en todos los años</w:t>
-            </w:r>
-          </w:p>
-        </w:tc>
-        <w:tc>
-          <w:tcPr/>
-          <w:p>
-            <w:pPr>
-              <w:pStyle w:val="Compact"/>
-            </w:pPr>
-            <w:r>
-              <w:rPr>
-                <w:rFonts w:ascii="Calibri" w:hAnsi="Calibri"/>
-                <w:sz w:val="20"/>
-              </w:rPr>
-              <w:t xml:space="preserve">Respaldada con su criterio original, en las 19 especificaciones (menor límite inferior: 31,4)</w:t>
+              <w:t xml:space="preserve">no fiscales a la varianza de la deuda en 2035 supera a la del fiscal en 78,3 puntos [57,3; 87,9]. Reparto: externo 44,9%, cambiario y de riesgo 32,3%, actividad 12,0%, fiscal 10,8%. Complemento descriptivo: con el resultado primario en su máximo de 1996-2025 (3,29% del PIB, 2004) todos los años, la probabilidad de no estabilización en 2031 es 26,1%; para llevarla al 1% del FMI haría falta sumar 8,00 puntos al resultado primario del escenario en todos los años</w:t>
+            </w:r>
+          </w:p>
+        </w:tc>
+        <w:tc>
+          <w:tcPr/>
+          <w:p>
+            <w:pPr>
+              <w:pStyle w:val="Compact"/>
+            </w:pPr>
+            <w:r>
+              <w:rPr>
+                <w:rFonts w:ascii="Calibri" w:hAnsi="Calibri"/>
+                <w:sz w:val="20"/>
+              </w:rPr>
+              <w:t xml:space="preserve">Respaldada con su criterio original, en las 20 especificaciones (menor límite inferior: 25,6)</w:t>
             </w:r>
           </w:p>
         </w:tc>
@@ -1301,22 +1301,22 @@
                 <w:rFonts w:ascii="Calibri" w:hAnsi="Calibri"/>
                 <w:sz w:val="20"/>
               </w:rPr>
-              <w:t xml:space="preserve">No estabilización de 32,8% [26,8; 37,9] en 2031, contra 1% del FMI, y de 31,3% [27,0; 35,3] en 2035, contra menos de 3%. Con Bonferroni, los límites inferiores son 26,3 y 26,4</w:t>
-            </w:r>
-          </w:p>
-        </w:tc>
-        <w:tc>
-          <w:tcPr/>
-          <w:p>
-            <w:pPr>
-              <w:pStyle w:val="Compact"/>
-            </w:pPr>
-            <w:r>
-              <w:rPr>
-                <w:rFonts w:ascii="Calibri" w:hAnsi="Calibri"/>
-                <w:sz w:val="20"/>
-              </w:rPr>
-              <w:t xml:space="preserve">Respaldada en las 19 especificaciones (menor límite inferior: 20,3, deuda consolidada). Con el procedimiento de</w:t>
+              <w:t xml:space="preserve">No estabilización de 31,8% [25,2; 36,4] en 2031, contra 1% del FMI, y de 31,0% [26,8; 35,6] en 2035, contra menos de 3%. Con Bonferroni, los límites inferiores son 24,2 y 26,6</w:t>
+            </w:r>
+          </w:p>
+        </w:tc>
+        <w:tc>
+          <w:tcPr/>
+          <w:p>
+            <w:pPr>
+              <w:pStyle w:val="Compact"/>
+            </w:pPr>
+            <w:r>
+              <w:rPr>
+                <w:rFonts w:ascii="Calibri" w:hAnsi="Calibri"/>
+                <w:sz w:val="20"/>
+              </w:rPr>
+              <w:t xml:space="preserve">Respaldada en las 20 especificaciones (menor límite inferior: 19,1, deuda consolidada). Con el procedimiento de</w:t>
             </w:r>
             <w:r>
               <w:rPr>
@@ -1346,7 +1346,7 @@
                 <w:rFonts w:ascii="Calibri" w:hAnsi="Calibri"/>
                 <w:sz w:val="20"/>
               </w:rPr>
-              <w:t xml:space="preserve">del FMI sobre la historia argentina se obtiene 16,6% en 2031: tampoco se reproduce el 1%</w:t>
+              <w:t xml:space="preserve">del FMI sobre la historia argentina se obtiene 24,1% en 2031: tampoco se reproduce el 1%</w:t>
             </w:r>
           </w:p>
         </w:tc>
@@ -1378,22 +1378,22 @@
                 <w:rFonts w:ascii="Calibri" w:hAnsi="Calibri"/>
                 <w:sz w:val="20"/>
               </w:rPr>
-              <w:t xml:space="preserve">Senda de la FED de 2022-2025: +11,3 puntos de probabilidad en 2035 [4,4; 17,9] y +12,6 puntos de deuda [1,2; 21,8]. Nivel 0,50 puntos más alto: +1,5 [0,5; 2,6] y +1,5 [0,1; 2,5]</w:t>
-            </w:r>
-          </w:p>
-        </w:tc>
-        <w:tc>
-          <w:tcPr/>
-          <w:p>
-            <w:pPr>
-              <w:pStyle w:val="Compact"/>
-            </w:pPr>
-            <w:r>
-              <w:rPr>
-                <w:rFonts w:ascii="Calibri" w:hAnsi="Calibri"/>
-                <w:sz w:val="20"/>
-              </w:rPr>
-              <w:t xml:space="preserve">Respaldada en su efecto sobre la probabilidad; no en su mecanismo. Con Bonferroni, el efecto sobre la deuda esperada incluye el cero. Solo 3 de 84 intervalos de respuesta excluyen el cero, todos del TCRM. El 75% del efecto sobre la deuda es el costo directo de la deuda en dólares</w:t>
+              <w:t xml:space="preserve">Senda de la FED de 2022-2025: +9,7 puntos de probabilidad en 2035 [4,2; 16,0] y +9,0 puntos de deuda [0,3; 16,2]. Nivel 0,494 puntos más alto: +1,1 [0,2; 1,9] y +1,0 [0,0; 1,8]</w:t>
+            </w:r>
+          </w:p>
+        </w:tc>
+        <w:tc>
+          <w:tcPr/>
+          <w:p>
+            <w:pPr>
+              <w:pStyle w:val="Compact"/>
+            </w:pPr>
+            <w:r>
+              <w:rPr>
+                <w:rFonts w:ascii="Calibri" w:hAnsi="Calibri"/>
+                <w:sz w:val="20"/>
+              </w:rPr>
+              <w:t xml:space="preserve">Respaldada en el efecto de la senda sobre la probabilidad, que es robusto: con Bonferroni sigue excluyendo el cero [3,6; 16,8] y lo excluye en 18 de 20 especificaciones. El efecto sobre la deuda esperada y el del nivel más alto no son robustos: con Bonferroni incluyen el cero. El mecanismo no es el que propone la hipótesis: solo 2 de 84 intervalos de respuesta excluyen el cero, los dos del TCRM, y el 96% del efecto sobre la deuda es el costo directo de la deuda en dólares</w:t>
             </w:r>
           </w:p>
         </w:tc>
@@ -1425,7 +1425,7 @@
                 <w:rFonts w:ascii="Calibri" w:hAnsi="Calibri"/>
                 <w:sz w:val="20"/>
               </w:rPr>
-              <w:t xml:space="preserve">No estabilización de 26,8% [20,3; 31,0] en 2031 y 24,1% [20,4; 29,6] en 2035</w:t>
+              <w:t xml:space="preserve">No estabilización de 26,5% [19,1; 30,5] en 2031 y 24,1% [20,0; 30,0] en 2035</w:t>
             </w:r>
           </w:p>
         </w:tc>
@@ -1471,7 +1471,7 @@
         <w:t xml:space="preserve"> </w:t>
       </w:r>
       <w:r>
-        <w:t xml:space="preserve">La principal pasa a ser la deuda bruta del gobierno federal, que es el perímetro del análisis de sostenibilidad del FMI, con su punto de partida (80,3% del PIB a fines de 2025). Es la única forma de comparar con la probabilidad del FMI con el mismo perímetro, punto de partida, escenario y métrica: el escenario del FMI está construido para esa deuda. La deuda consolidada con el BCRA queda como extensión, con el</w:t>
+        <w:t xml:space="preserve">La principal pasa a ser la deuda federal bruta, que es el perímetro del análisis de sostenibilidad del FMI, con su punto de partida (80,3% del PIB a fines de 2025). Es la única forma de comparar con la probabilidad del FMI con el mismo perímetro, punto de partida, escenario y métrica: el escenario del FMI está construido para esa deuda. La deuda consolidada con el BCRA queda como extensión, con el</w:t>
       </w:r>
       <w:r>
         <w:t xml:space="preserve"> </w:t>
@@ -1499,13 +1499,13 @@
           <w:b/>
           <w:bCs/>
         </w:rPr>
-        <w:t xml:space="preserve">2. Muestra desde 1999 (D2).</w:t>
+        <w:t xml:space="preserve">2. Ventana única 1996-2025 (D2).</w:t>
       </w:r>
       <w:r>
         <w:t xml:space="preserve"> </w:t>
       </w:r>
       <w:r>
-        <w:t xml:space="preserve">Los datos empiezan en 1999T1, porque desde entonces el EMBI+ se toma de la serie diaria que publica Ámbito Financiero. Los valores de 1996-1998 eran diferenciales de bonos Brady y valores transcriptos sin cuadro ni página de origen, y el TCRM de 1996 estaba retropolado. La muestra efectiva es 2000T3-2025T4 (102 trimestres).</w:t>
+        <w:t xml:space="preserve">El grupo fijó la ventana 1996-2025 para todo el estudio y 2026-2035 para la proyección. Las ecuaciones se estiman con 1998T2-2025T4 (111 trimestres), porque los primeros trimestres de la ventana son condiciones iniciales de los rezagos. Dos series se completan con empalmes documentados (Apéndice A.2 y Figura A.1). El EMBI de 1996T1-1998T3 sale del diferencial entre la tasa de préstamos interfinancieros en dólares del BCRA y la tasa de fondos federales, con la relación estimada en la superposición 1998T4-2001T3: R² = 0,89, error típico de 102 puntos básicos dejando un trimestre afuera y un pronóstico fuera de muestra de 2001 que acierta el nivel y subestima el salto de la crisis. El TCRM de 1996 se encadena con el tipo de cambio real efectivo del BIS (correlación de las variaciones trimestrales de 0,92). Con datos desde 1999, sin empalme, la probabilidad de no estabilización en 2031 es 32,4% [26,6; 37,0], contra 31,8% con la ventana completa. La base anterior tenía valores del EMBI de 1993-1998 escritos a mano sin fuente; se eliminaron.</w:t>
       </w:r>
     </w:p>
     <w:p>
@@ -1523,7 +1523,7 @@
         <w:t xml:space="preserve"> </w:t>
       </w:r>
       <w:r>
-        <w:t xml:space="preserve">Para la deuda federal, con rentas de la propiedad, que es la definición del FMI para el gobierno federal: las utilidades que el BCRA transfiere al Tesoro son ingreso del Tesoro. Para la deuda consolidada, sin rentas, porque en ese perímetro esas utilidades son un flujo interno. La otra definición se informa como robustez.</w:t>
+        <w:t xml:space="preserve">Una sola definición para toda la tesis: el resultado primario del Sector Público Nacional sin rentas de la propiedad. El FMI excluye de su resultado primario las transferencias de utilidades del BCRA (FMI, 2026, cuadro 1, nota 4), y la fuente pública del MECON no separa esas transferencias del resto de las rentas de la propiedad; la serie sin rentas es la que las deja afuera. En el perímetro consolidado esas utilidades también son un flujo interno. La serie con rentas se informa como robustez. La versión anterior usaba la serie con rentas para la deuda federal y la presentaba como la definición del FMI; era un error, detectado en la lectura final y corregido. Los resultados casi no cambian (Apéndice A.9).</w:t>
       </w:r>
     </w:p>
     <w:p>

--- a/tesis_oficial_borradores/para_el_grupo/Propuesta_metodologica.docx
+++ b/tesis_oficial_borradores/para_el_grupo/Propuesta_metodologica.docx
@@ -7,10 +7,46 @@
         <w:pStyle w:val="Title"/>
       </w:pPr>
       <w:r>
-        <w:t xml:space="preserve">Qué se hizo con la propuesta metodológica</w:t>
+        <w:t xml:space="preserve">Qué</w:t>
+      </w:r>
+      <w:r>
+        <w:t xml:space="preserve"> </w:t>
+      </w:r>
+      <w:r>
+        <w:t xml:space="preserve">se</w:t>
+      </w:r>
+      <w:r>
+        <w:t xml:space="preserve"> </w:t>
+      </w:r>
+      <w:r>
+        <w:t xml:space="preserve">hizo</w:t>
+      </w:r>
+      <w:r>
+        <w:t xml:space="preserve"> </w:t>
+      </w:r>
+      <w:r>
+        <w:t xml:space="preserve">con</w:t>
+      </w:r>
+      <w:r>
+        <w:t xml:space="preserve"> </w:t>
+      </w:r>
+      <w:r>
+        <w:t xml:space="preserve">la</w:t>
+      </w:r>
+      <w:r>
+        <w:t xml:space="preserve"> </w:t>
+      </w:r>
+      <w:r>
+        <w:t xml:space="preserve">propuesta</w:t>
+      </w:r>
+      <w:r>
+        <w:t xml:space="preserve"> </w:t>
+      </w:r>
+      <w:r>
+        <w:t xml:space="preserve">metodológica</w:t>
       </w:r>
     </w:p>
-    <w:bookmarkStart w:id="9" w:name="para-qué-es-este-documento"/>
+    <w:bookmarkStart w:id="20" w:name="para-qué-es-este-documento"/>
     <w:p>
       <w:pPr>
         <w:pStyle w:val="Heading1"/>
@@ -24,11 +60,11 @@
         <w:pStyle w:val="FirstParagraph"/>
       </w:pPr>
       <w:r>
-        <w:t xml:space="preserve">Resume qué pasó con cada punto de la propuesta metodológica en la versión del modelo reestimada con la ventana 1996-2025 (17 de octubre de 2026), por qué se tomó cada decisión y qué tienen que validar Pablo y el equipo. La tesis completa está en Tesis.pdf y en Tesis_borrador.docx; acá va solo lo que toca a la propuesta.</w:t>
+        <w:t xml:space="preserve">Resume qué pasó con cada punto de la propuesta metodológica en la versión final del modelo (19 de octubre de 2026: ventana 1996-2025, binarias presidenciales, cuatro transiciones de la tasa de la FED corregidas, 1.000 réplicas y deuda consolidada desde 2002), por qué se tomó cada decisión y qué tienen que validar Pablo y el equipo. La tesis completa está en Tesis.pdf y en Tesis_borrador.docx; acá va solo lo que toca a la propuesta.</w:t>
       </w:r>
     </w:p>
-    <w:bookmarkEnd w:id="9"/>
-    <w:bookmarkStart w:id="10" w:name="X8b620520f06b0ef574dec1e9be908b9409e6bee"/>
+    <w:bookmarkEnd w:id="20"/>
+    <w:bookmarkStart w:id="21" w:name="X8b620520f06b0ef574dec1e9be908b9409e6bee"/>
     <w:p>
       <w:pPr>
         <w:pStyle w:val="Heading1"/>
@@ -48,7 +84,13 @@
         <w:t xml:space="preserve"> </w:t>
       </w:r>
       <w:r>
-        <w:t xml:space="preserve">“esponja contable”</w:t>
+        <w:t xml:space="preserve">“</w:t>
+      </w:r>
+      <w:r>
+        <w:t xml:space="preserve">esponja contable</w:t>
+      </w:r>
+      <w:r>
+        <w:t xml:space="preserve">”</w:t>
       </w:r>
       <w:r>
         <w:t xml:space="preserve"> </w:t>
@@ -67,16 +109,16 @@
     </w:p>
     <w:p>
       <w:pPr>
-        <w:pStyle w:val="Compact"/>
         <w:numPr>
           <w:ilvl w:val="0"/>
           <w:numId w:val="1001"/>
         </w:numPr>
+        <w:pStyle w:val="Compact"/>
       </w:pPr>
       <w:r>
         <w:rPr>
+          <w:bCs/>
           <w:b/>
-          <w:bCs/>
         </w:rPr>
         <w:t xml:space="preserve">Fácil:</w:t>
       </w:r>
@@ -89,16 +131,16 @@
     </w:p>
     <w:p>
       <w:pPr>
-        <w:pStyle w:val="Compact"/>
         <w:numPr>
           <w:ilvl w:val="0"/>
           <w:numId w:val="1001"/>
         </w:numPr>
+        <w:pStyle w:val="Compact"/>
       </w:pPr>
       <w:r>
         <w:rPr>
+          <w:bCs/>
           <w:b/>
-          <w:bCs/>
         </w:rPr>
         <w:t xml:space="preserve">Intermedio, el que se usó:</w:t>
       </w:r>
@@ -113,8 +155,8 @@
       </w:r>
       <w:r>
         <w:rPr>
+          <w:iCs/>
           <w:i/>
-          <w:iCs/>
         </w:rPr>
         <w:t xml:space="preserve">shocks</w:t>
       </w:r>
@@ -127,16 +169,16 @@
     </w:p>
     <w:p>
       <w:pPr>
-        <w:pStyle w:val="Compact"/>
         <w:numPr>
           <w:ilvl w:val="0"/>
           <w:numId w:val="1001"/>
         </w:numPr>
+        <w:pStyle w:val="Compact"/>
       </w:pPr>
       <w:r>
         <w:rPr>
+          <w:bCs/>
           <w:b/>
-          <w:bCs/>
         </w:rPr>
         <w:t xml:space="preserve">Difícil:</w:t>
       </w:r>
@@ -151,8 +193,8 @@
       </w:r>
       <w:r>
         <w:rPr>
+          <w:iCs/>
           <w:i/>
-          <w:iCs/>
         </w:rPr>
         <w:t xml:space="preserve">shock</w:t>
       </w:r>
@@ -175,8 +217,8 @@
       </w:r>
       <w:r>
         <w:rPr>
+          <w:iCs/>
           <w:i/>
-          <w:iCs/>
         </w:rPr>
         <w:t xml:space="preserve">shock</w:t>
       </w:r>
@@ -191,8 +233,8 @@
       </w:r>
       <w:r>
         <w:rPr>
+          <w:iCs/>
           <w:i/>
-          <w:iCs/>
         </w:rPr>
         <w:t xml:space="preserve">bootstrap</w:t>
       </w:r>
@@ -206,24 +248,24 @@
       </w:pPr>
       <w:r>
         <w:rPr>
+          <w:bCs/>
           <w:b/>
-          <w:bCs/>
         </w:rPr>
         <w:t xml:space="preserve">Qué dio con el modelo nuevo (deuda federal bruta):</w:t>
       </w:r>
     </w:p>
     <w:p>
       <w:pPr>
-        <w:pStyle w:val="Compact"/>
         <w:numPr>
           <w:ilvl w:val="0"/>
           <w:numId w:val="1002"/>
         </w:numPr>
+        <w:pStyle w:val="Compact"/>
       </w:pPr>
       <w:r>
         <w:rPr>
+          <w:bCs/>
           <w:b/>
-          <w:bCs/>
         </w:rPr>
         <w:t xml:space="preserve">Reacción fiscal.</w:t>
       </w:r>
@@ -231,21 +273,21 @@
         <w:t xml:space="preserve"> </w:t>
       </w:r>
       <w:r>
-        <w:t xml:space="preserve">El coeficiente de impacto de la deuda rezagada sobre el resultado primario trimestral es 0,0576 [0,0220; 0,0822]; el multiplicador de largo plazo, que descuenta los rezagos propios del resultado primario, es 0,199 [0,112; 0,328]. Los dos tienen intervalo y los dos excluyen el cero.</w:t>
+        <w:t xml:space="preserve">El coeficiente de impacto de la deuda rezagada sobre el resultado primario trimestral es 0,0466 [0,0231; 0,0835]; el multiplicador de largo plazo, que descuenta los rezagos propios del resultado primario, es 0,079 [0,062; 0,147]. Los dos excluyen el cero.</w:t>
       </w:r>
     </w:p>
     <w:p>
       <w:pPr>
-        <w:pStyle w:val="Compact"/>
         <w:numPr>
           <w:ilvl w:val="0"/>
           <w:numId w:val="1002"/>
         </w:numPr>
+        <w:pStyle w:val="Compact"/>
       </w:pPr>
       <w:r>
         <w:rPr>
+          <w:bCs/>
           <w:b/>
-          <w:bCs/>
         </w:rPr>
         <w:t xml:space="preserve">EMBI.</w:t>
       </w:r>
@@ -253,21 +295,21 @@
         <w:t xml:space="preserve"> </w:t>
       </w:r>
       <w:r>
-        <w:t xml:space="preserve">Un punto más de deuda sube el EMBI unos 15 puntos básicos, con un intervalo de 90% que incluye el cero.</w:t>
+        <w:t xml:space="preserve">Un punto más de deuda sube el EMBI unos 35 puntos básicos [13,9; 47,6]. Sin las binarias presidenciales el intervalo incluye el cero (15,3 [-5,3; 30,4]), de modo que el resultado depende de controlar por los mandatos.</w:t>
       </w:r>
     </w:p>
     <w:p>
       <w:pPr>
-        <w:pStyle w:val="Compact"/>
         <w:numPr>
           <w:ilvl w:val="0"/>
           <w:numId w:val="1002"/>
         </w:numPr>
+        <w:pStyle w:val="Compact"/>
       </w:pPr>
       <w:r>
         <w:rPr>
+          <w:bCs/>
           <w:b/>
-          <w:bCs/>
         </w:rPr>
         <w:t xml:space="preserve">Sin retroalimentación.</w:t>
       </w:r>
@@ -275,11 +317,11 @@
         <w:t xml:space="preserve"> </w:t>
       </w:r>
       <w:r>
-        <w:t xml:space="preserve">La probabilidad de no estabilización en 2031 casi no cambia (30,4% contra 31,8%), pero el abanico se abre (54,4 puntos de ancho en 2031 contra 46,6), porque sin la reacción fiscal nada frena la deuda.</w:t>
+        <w:t xml:space="preserve">La probabilidad de no estabilización en 2031 casi no cambia (27,2% contra 27,7%).</w:t>
       </w:r>
     </w:p>
-    <w:bookmarkEnd w:id="10"/>
-    <w:bookmarkStart w:id="11" w:name="cada-propuesta-y-qué-se-hizo"/>
+    <w:bookmarkEnd w:id="21"/>
+    <w:bookmarkStart w:id="22" w:name="cada-propuesta-y-qué-se-hizo"/>
     <w:p>
       <w:pPr>
         <w:pStyle w:val="Heading1"/>
@@ -292,8 +334,8 @@
       <w:tblPr>
         <w:tblStyle w:val="Table"/>
         <w:tblW w:type="pct" w:w="5000"/>
-        <w:tblLayout w:type="fixed"/>
         <w:tblLook w:firstRow="1" w:lastRow="0" w:firstColumn="0" w:lastColumn="0" w:noHBand="0" w:noVBand="0" w:val="0020"/>
+        <w:jc w:val="start"/>
         <w:tblBorders>
           <w:top w:val="single" w:sz="4" w:color="808080"/>
           <w:left w:val="single" w:sz="4" w:color="808080"/>
@@ -310,13 +352,14 @@
       </w:tblGrid>
       <w:tr>
         <w:trPr>
-          <w:tblHeader w:val="on"/>
+          <w:tblHeader w:val="true"/>
         </w:trPr>
         <w:tc>
           <w:tcPr/>
           <w:p>
             <w:pPr>
               <w:pStyle w:val="Compact"/>
+              <w:jc w:val="left"/>
             </w:pPr>
             <w:r>
               <w:rPr>
@@ -332,6 +375,7 @@
           <w:p>
             <w:pPr>
               <w:pStyle w:val="Compact"/>
+              <w:jc w:val="left"/>
             </w:pPr>
             <w:r>
               <w:rPr>
@@ -347,6 +391,7 @@
           <w:p>
             <w:pPr>
               <w:pStyle w:val="Compact"/>
+              <w:jc w:val="left"/>
             </w:pPr>
             <w:r>
               <w:rPr>
@@ -364,6 +409,7 @@
           <w:p>
             <w:pPr>
               <w:pStyle w:val="Compact"/>
+              <w:jc w:val="left"/>
             </w:pPr>
             <w:r>
               <w:rPr>
@@ -379,21 +425,23 @@
           <w:p>
             <w:pPr>
               <w:pStyle w:val="Compact"/>
-            </w:pPr>
-            <w:r>
-              <w:rPr>
-                <w:rFonts w:ascii="Calibri" w:hAnsi="Calibri"/>
-                <w:sz w:val="20"/>
-              </w:rPr>
-              <w:t xml:space="preserve">Hecho, con la ventana 1996-2025. Los quiebres de Bai-Perron sobre la deuda federal bruta (2001T4, 2006T2, 2018T1) entran como variables binarias; la variante sin ellas se informa</w:t>
-            </w:r>
-          </w:p>
-        </w:tc>
-        <w:tc>
-          <w:tcPr/>
-          <w:p>
-            <w:pPr>
-              <w:pStyle w:val="Compact"/>
+              <w:jc w:val="left"/>
+            </w:pPr>
+            <w:r>
+              <w:rPr>
+                <w:rFonts w:ascii="Calibri" w:hAnsi="Calibri"/>
+                <w:sz w:val="20"/>
+              </w:rPr>
+              <w:t xml:space="preserve">Hecho, con la ventana 1996-2025. Bai-Perron encuentra quiebres en la deuda federal bruta en 2001T4, 2006T2 y 2018T1; el de 2001T4 coincide con el inicio del gobierno de Duhalde y lo reemplazan las binarias presidenciales, y los otros dos entran como binarias. La variante sin ellas se informa</w:t>
+            </w:r>
+          </w:p>
+        </w:tc>
+        <w:tc>
+          <w:tcPr/>
+          <w:p>
+            <w:pPr>
+              <w:pStyle w:val="Compact"/>
+              <w:jc w:val="left"/>
             </w:pPr>
             <w:r>
               <w:rPr>
@@ -411,6 +459,7 @@
           <w:p>
             <w:pPr>
               <w:pStyle w:val="Compact"/>
+              <w:jc w:val="left"/>
             </w:pPr>
             <w:r>
               <w:rPr>
@@ -426,21 +475,23 @@
           <w:p>
             <w:pPr>
               <w:pStyle w:val="Compact"/>
-            </w:pPr>
-            <w:r>
-              <w:rPr>
-                <w:rFonts w:ascii="Calibri" w:hAnsi="Calibri"/>
-                <w:sz w:val="20"/>
-              </w:rPr>
-              <w:t xml:space="preserve">Cumplido. Regla: el criterio de Schwarz (BIC) entre los órdenes estables, que Ivanov y Kilian (2005) recomiendan para datos trimestrales con menos de 120 observaciones; si sus residuos están autocorrelacionados, el menor orden mayor que no lo esté (Lütkepohl, 2005, sec. 4.4). Schwarz elige 1 rezago, con residuos autocorrelacionados (Portmanteau p = 0,000); se usan 2, sin autocorrelación (p = 0,056), que es también el orden de Hannan-Quinn. El AIC sin restricción elige 6. Todos los órdenes se comparan sobre la misma muestra, 1998T2-2025T4 (111 trimestres): los primeros trimestres de la ventana son condiciones iniciales de los rezagos</w:t>
-            </w:r>
-          </w:p>
-        </w:tc>
-        <w:tc>
-          <w:tcPr/>
-          <w:p>
-            <w:pPr>
-              <w:pStyle w:val="Compact"/>
+              <w:jc w:val="left"/>
+            </w:pPr>
+            <w:r>
+              <w:rPr>
+                <w:rFonts w:ascii="Calibri" w:hAnsi="Calibri"/>
+                <w:sz w:val="20"/>
+              </w:rPr>
+              <w:t xml:space="preserve">Cumplido. Regla: el criterio de Schwarz (BIC) entre los órdenes estables, que Ivanov y Kilian (2005) recomiendan para datos trimestrales con menos de 120 observaciones; si sus residuos están autocorrelacionados, el menor orden mayor que no lo esté (Lütkepohl, 2005, sec. 4.4). Schwarz elige 1 rezago, con residuos autocorrelacionados (Portmanteau p &lt; 0,001). Con las binarias presidenciales y la tasa de la FED corregida, ningún orden estable pasa la prueba al 5%, y se usa el orden estable de mayor p-valor, 2 (p = 0,031), que es también el de Hannan-Quinn; la autocorrelación leve que queda se declara como limitación. El AIC sin restricción elige 6, un orden inestable. Todos los órdenes se comparan sobre la misma muestra, 1998T2-2025T4 (111 trimestres): los primeros trimestres de la ventana son condiciones iniciales de los rezagos</w:t>
+            </w:r>
+          </w:p>
+        </w:tc>
+        <w:tc>
+          <w:tcPr/>
+          <w:p>
+            <w:pPr>
+              <w:pStyle w:val="Compact"/>
+              <w:jc w:val="left"/>
             </w:pPr>
             <w:r>
               <w:rPr>
@@ -458,6 +509,7 @@
           <w:p>
             <w:pPr>
               <w:pStyle w:val="Compact"/>
+              <w:jc w:val="left"/>
             </w:pPr>
             <w:r>
               <w:rPr>
@@ -473,28 +525,30 @@
           <w:p>
             <w:pPr>
               <w:pStyle w:val="Compact"/>
-            </w:pPr>
-            <w:r>
-              <w:rPr>
-                <w:rFonts w:ascii="Calibri" w:hAnsi="Calibri"/>
-                <w:sz w:val="20"/>
-              </w:rPr>
-              <w:t xml:space="preserve">Hecho</w:t>
-            </w:r>
-          </w:p>
-        </w:tc>
-        <w:tc>
-          <w:tcPr/>
-          <w:p>
-            <w:pPr>
-              <w:pStyle w:val="Compact"/>
-            </w:pPr>
-            <w:r>
-              <w:rPr>
-                <w:rFonts w:ascii="Calibri" w:hAnsi="Calibri"/>
-                <w:sz w:val="20"/>
-              </w:rPr>
-              <w:t xml:space="preserve">Capítulo 4</w:t>
+              <w:jc w:val="left"/>
+            </w:pPr>
+            <w:r>
+              <w:rPr>
+                <w:rFonts w:ascii="Calibri" w:hAnsi="Calibri"/>
+                <w:sz w:val="20"/>
+              </w:rPr>
+              <w:t xml:space="preserve">Hecho; además, siete binarias por mandato presidencial (pedido del equipo), con pruebas de Wald y de razón de verosimilitud</w:t>
+            </w:r>
+          </w:p>
+        </w:tc>
+        <w:tc>
+          <w:tcPr/>
+          <w:p>
+            <w:pPr>
+              <w:pStyle w:val="Compact"/>
+              <w:jc w:val="left"/>
+            </w:pPr>
+            <w:r>
+              <w:rPr>
+                <w:rFonts w:ascii="Calibri" w:hAnsi="Calibri"/>
+                <w:sz w:val="20"/>
+              </w:rPr>
+              <w:t xml:space="preserve">Capítulo 4 y Apéndice A.3</w:t>
             </w:r>
           </w:p>
         </w:tc>
@@ -505,6 +559,7 @@
           <w:p>
             <w:pPr>
               <w:pStyle w:val="Compact"/>
+              <w:jc w:val="left"/>
             </w:pPr>
             <w:r>
               <w:rPr>
@@ -520,6 +575,7 @@
           <w:p>
             <w:pPr>
               <w:pStyle w:val="Compact"/>
+              <w:jc w:val="left"/>
             </w:pPr>
             <w:r>
               <w:rPr>
@@ -535,6 +591,7 @@
           <w:p>
             <w:pPr>
               <w:pStyle w:val="Compact"/>
+              <w:jc w:val="left"/>
             </w:pPr>
             <w:r>
               <w:rPr>
@@ -552,6 +609,7 @@
           <w:p>
             <w:pPr>
               <w:pStyle w:val="Compact"/>
+              <w:jc w:val="left"/>
             </w:pPr>
             <w:r>
               <w:rPr>
@@ -567,6 +625,7 @@
           <w:p>
             <w:pPr>
               <w:pStyle w:val="Compact"/>
+              <w:jc w:val="left"/>
             </w:pPr>
             <w:r>
               <w:rPr>
@@ -582,13 +641,14 @@
           <w:p>
             <w:pPr>
               <w:pStyle w:val="Compact"/>
-            </w:pPr>
-            <w:r>
-              <w:rPr>
-                <w:rFonts w:ascii="Calibri" w:hAnsi="Calibri"/>
-                <w:sz w:val="20"/>
-              </w:rPr>
-              <w:t xml:space="preserve">Capítulo 6 y Apéndice A.9</w:t>
+              <w:jc w:val="left"/>
+            </w:pPr>
+            <w:r>
+              <w:rPr>
+                <w:rFonts w:ascii="Calibri" w:hAnsi="Calibri"/>
+                <w:sz w:val="20"/>
+              </w:rPr>
+              <w:t xml:space="preserve">Capítulo 6 y Apéndice A.10</w:t>
             </w:r>
           </w:p>
         </w:tc>
@@ -599,6 +659,7 @@
           <w:p>
             <w:pPr>
               <w:pStyle w:val="Compact"/>
+              <w:jc w:val="left"/>
             </w:pPr>
             <w:r>
               <w:rPr>
@@ -614,13 +675,14 @@
           <w:p>
             <w:pPr>
               <w:pStyle w:val="Compact"/>
-            </w:pPr>
-            <w:r>
-              <w:rPr>
-                <w:rFonts w:ascii="Calibri" w:hAnsi="Calibri"/>
-                <w:sz w:val="20"/>
-              </w:rPr>
-              <w:t xml:space="preserve">Como robustez, con dos ordenamientos de Cholesky (resultado primario primero y resultado primario último). La probabilidad de no estabilización es exactamente la misma que con la identificación principal (31,8% en 2031), como corresponde: los</w:t>
+              <w:jc w:val="left"/>
+            </w:pPr>
+            <w:r>
+              <w:rPr>
+                <w:rFonts w:ascii="Calibri" w:hAnsi="Calibri"/>
+                <w:sz w:val="20"/>
+              </w:rPr>
+              <w:t xml:space="preserve">Como robustez, con dos ordenamientos de Cholesky (resultado primario primero y resultado primario último). La estimación central de la probabilidad de no estabilización es la misma que con la identificación principal (27,7% en 2031), como corresponde: los</w:t>
             </w:r>
             <w:r>
               <w:rPr>
@@ -631,9 +693,39 @@
             </w:r>
             <w:r>
               <w:rPr>
+                <w:iCs/>
                 <w:rFonts w:ascii="Calibri" w:hAnsi="Calibri"/>
                 <w:i/>
+                <w:sz w:val="20"/>
+              </w:rPr>
+              <w:t xml:space="preserve">shocks</w:t>
+            </w:r>
+            <w:r>
+              <w:rPr>
+                <w:rFonts w:ascii="Calibri" w:hAnsi="Calibri"/>
+                <w:sz w:val="20"/>
+              </w:rPr>
+              <w:t xml:space="preserve"> </w:t>
+            </w:r>
+            <w:r>
+              <w:rPr>
+                <w:rFonts w:ascii="Calibri" w:hAnsi="Calibri"/>
+                <w:sz w:val="20"/>
+              </w:rPr>
+              <w:t xml:space="preserve">estructurales reconstruyen los mismos residuos. Cambia el reparto de la varianza: la diferencia entre los</w:t>
+            </w:r>
+            <w:r>
+              <w:rPr>
+                <w:rFonts w:ascii="Calibri" w:hAnsi="Calibri"/>
+                <w:sz w:val="20"/>
+              </w:rPr>
+              <w:t xml:space="preserve"> </w:t>
+            </w:r>
+            <w:r>
+              <w:rPr>
                 <w:iCs/>
+                <w:rFonts w:ascii="Calibri" w:hAnsi="Calibri"/>
+                <w:i/>
                 <w:sz w:val="20"/>
               </w:rPr>
               <w:t xml:space="preserve">shocks</w:t>
@@ -650,52 +742,23 @@
                 <w:rFonts w:ascii="Calibri" w:hAnsi="Calibri"/>
                 <w:sz w:val="20"/>
               </w:rPr>
-              <w:t xml:space="preserve">estructurales reconstruyen los mismos residuos. Cambia el reparto de la varianza: la diferencia entre los</w:t>
-            </w:r>
-            <w:r>
-              <w:rPr>
-                <w:rFonts w:ascii="Calibri" w:hAnsi="Calibri"/>
-                <w:sz w:val="20"/>
-              </w:rPr>
-              <w:t xml:space="preserve"> </w:t>
-            </w:r>
-            <w:r>
-              <w:rPr>
-                <w:rFonts w:ascii="Calibri" w:hAnsi="Calibri"/>
-                <w:i/>
-                <w:iCs/>
-                <w:sz w:val="20"/>
-              </w:rPr>
-              <w:t xml:space="preserve">shocks</w:t>
-            </w:r>
-            <w:r>
-              <w:rPr>
-                <w:rFonts w:ascii="Calibri" w:hAnsi="Calibri"/>
-                <w:sz w:val="20"/>
-              </w:rPr>
-              <w:t xml:space="preserve"> </w:t>
-            </w:r>
-            <w:r>
-              <w:rPr>
-                <w:rFonts w:ascii="Calibri" w:hAnsi="Calibri"/>
-                <w:sz w:val="20"/>
-              </w:rPr>
-              <w:t xml:space="preserve">no fiscales y el fiscal es 60,7 [25,6; 73,4] y 91,9 [84,1; 98,5] puntos, contra 78,3 en la principal. La identificación principal, la que aprobó el director, son restricciones de impacto en la línea de Blanchard y Perotti (2002) para el bloque fiscal y de actividad, con un bloque cambiario y de riesgo (EMBI y TCRM) identificado en conjunto</w:t>
-            </w:r>
-          </w:p>
-        </w:tc>
-        <w:tc>
-          <w:tcPr/>
-          <w:p>
-            <w:pPr>
-              <w:pStyle w:val="Compact"/>
-            </w:pPr>
-            <w:r>
-              <w:rPr>
-                <w:rFonts w:ascii="Calibri" w:hAnsi="Calibri"/>
-                <w:sz w:val="20"/>
-              </w:rPr>
-              <w:t xml:space="preserve">Capítulo 4 y Apéndice A.9</w:t>
+              <w:t xml:space="preserve">no fiscales y el fiscal es 85,6 [72,3; 99,5] y 99,4 [93,9; 99,8] puntos, contra 96,8 en la principal. Sus matrices de impacto están en el Apéndice A.7. La identificación principal, la que aprobó el director, son restricciones de impacto en la línea de Blanchard y Perotti (2002) para el bloque fiscal y de actividad, con un bloque cambiario y de riesgo (EMBI y TCRM) identificado en conjunto</w:t>
+            </w:r>
+          </w:p>
+        </w:tc>
+        <w:tc>
+          <w:tcPr/>
+          <w:p>
+            <w:pPr>
+              <w:pStyle w:val="Compact"/>
+              <w:jc w:val="left"/>
+            </w:pPr>
+            <w:r>
+              <w:rPr>
+                <w:rFonts w:ascii="Calibri" w:hAnsi="Calibri"/>
+                <w:sz w:val="20"/>
+              </w:rPr>
+              <w:t xml:space="preserve">Capítulo 4 y Apéndice A.10</w:t>
             </w:r>
           </w:p>
         </w:tc>
@@ -706,6 +769,7 @@
           <w:p>
             <w:pPr>
               <w:pStyle w:val="Compact"/>
+              <w:jc w:val="left"/>
             </w:pPr>
             <w:r>
               <w:rPr>
@@ -721,6 +785,7 @@
           <w:p>
             <w:pPr>
               <w:pStyle w:val="Compact"/>
+              <w:jc w:val="left"/>
             </w:pPr>
             <w:r>
               <w:rPr>
@@ -736,13 +801,14 @@
           <w:p>
             <w:pPr>
               <w:pStyle w:val="Compact"/>
-            </w:pPr>
-            <w:r>
-              <w:rPr>
-                <w:rFonts w:ascii="Calibri" w:hAnsi="Calibri"/>
-                <w:sz w:val="20"/>
-              </w:rPr>
-              <w:t xml:space="preserve">Capítulo 4 y Apéndice A.9</w:t>
+              <w:jc w:val="left"/>
+            </w:pPr>
+            <w:r>
+              <w:rPr>
+                <w:rFonts w:ascii="Calibri" w:hAnsi="Calibri"/>
+                <w:sz w:val="20"/>
+              </w:rPr>
+              <w:t xml:space="preserve">Capítulo 4 y Apéndice A.10</w:t>
             </w:r>
           </w:p>
         </w:tc>
@@ -753,12 +819,13 @@
           <w:p>
             <w:pPr>
               <w:pStyle w:val="Compact"/>
-            </w:pPr>
-            <w:r>
-              <w:rPr>
+              <w:jc w:val="left"/>
+            </w:pPr>
+            <w:r>
+              <w:rPr>
+                <w:iCs/>
                 <w:rFonts w:ascii="Calibri" w:hAnsi="Calibri"/>
                 <w:i/>
-                <w:iCs/>
                 <w:sz w:val="20"/>
               </w:rPr>
               <w:t xml:space="preserve">Shock</w:t>
@@ -784,21 +851,23 @@
           <w:p>
             <w:pPr>
               <w:pStyle w:val="Compact"/>
-            </w:pPr>
-            <w:r>
-              <w:rPr>
-                <w:rFonts w:ascii="Calibri" w:hAnsi="Calibri"/>
-                <w:sz w:val="20"/>
-              </w:rPr>
-              <w:t xml:space="preserve">Hecho (Wu y Xia, 2016). En 2022T1, cuando la serie pasa de la tasa sombra a la efectiva, la variación se calcula con la tasa efectiva en los dos trimestres, para no confundir el cambio de serie con un cambio de política</w:t>
-            </w:r>
-          </w:p>
-        </w:tc>
-        <w:tc>
-          <w:tcPr/>
-          <w:p>
-            <w:pPr>
-              <w:pStyle w:val="Compact"/>
+              <w:jc w:val="left"/>
+            </w:pPr>
+            <w:r>
+              <w:rPr>
+                <w:rFonts w:ascii="Calibri" w:hAnsi="Calibri"/>
+                <w:sz w:val="20"/>
+              </w:rPr>
+              <w:t xml:space="preserve">Hecho (Wu y Xia, 2016). En las cuatro transiciones entre la tasa sombra y la efectiva (2009T1, 2016T1, 2020T2 y 2022T1), la variación se calcula con la tasa efectiva en los dos trimestres, para no confundir el cambio de serie con un cambio de política</w:t>
+            </w:r>
+          </w:p>
+        </w:tc>
+        <w:tc>
+          <w:tcPr/>
+          <w:p>
+            <w:pPr>
+              <w:pStyle w:val="Compact"/>
+              <w:jc w:val="left"/>
             </w:pPr>
             <w:r>
               <w:rPr>
@@ -816,12 +885,13 @@
           <w:p>
             <w:pPr>
               <w:pStyle w:val="Compact"/>
-            </w:pPr>
-            <w:r>
-              <w:rPr>
+              <w:jc w:val="left"/>
+            </w:pPr>
+            <w:r>
+              <w:rPr>
+                <w:iCs/>
                 <w:rFonts w:ascii="Calibri" w:hAnsi="Calibri"/>
                 <w:i/>
-                <w:iCs/>
                 <w:sz w:val="20"/>
               </w:rPr>
               <w:t xml:space="preserve">Shocks</w:t>
@@ -847,6 +917,7 @@
           <w:p>
             <w:pPr>
               <w:pStyle w:val="Compact"/>
+              <w:jc w:val="left"/>
             </w:pPr>
             <w:r>
               <w:rPr>
@@ -862,6 +933,7 @@
           <w:p>
             <w:pPr>
               <w:pStyle w:val="Compact"/>
+              <w:jc w:val="left"/>
             </w:pPr>
             <w:r>
               <w:rPr>
@@ -879,6 +951,7 @@
           <w:p>
             <w:pPr>
               <w:pStyle w:val="Compact"/>
+              <w:jc w:val="left"/>
             </w:pPr>
             <w:r>
               <w:rPr>
@@ -894,6 +967,7 @@
           <w:p>
             <w:pPr>
               <w:pStyle w:val="Compact"/>
+              <w:jc w:val="left"/>
             </w:pPr>
             <w:r>
               <w:rPr>
@@ -909,6 +983,7 @@
           <w:p>
             <w:pPr>
               <w:pStyle w:val="Compact"/>
+              <w:jc w:val="left"/>
             </w:pPr>
             <w:r>
               <w:rPr>
@@ -926,6 +1001,7 @@
           <w:p>
             <w:pPr>
               <w:pStyle w:val="Compact"/>
+              <w:jc w:val="left"/>
             </w:pPr>
             <w:r>
               <w:rPr>
@@ -941,6 +1017,7 @@
           <w:p>
             <w:pPr>
               <w:pStyle w:val="Compact"/>
+              <w:jc w:val="left"/>
             </w:pPr>
             <w:r>
               <w:rPr>
@@ -956,6 +1033,7 @@
           <w:p>
             <w:pPr>
               <w:pStyle w:val="Compact"/>
+              <w:jc w:val="left"/>
             </w:pPr>
             <w:r>
               <w:rPr>
@@ -973,6 +1051,7 @@
           <w:p>
             <w:pPr>
               <w:pStyle w:val="Compact"/>
+              <w:jc w:val="left"/>
             </w:pPr>
             <w:r>
               <w:rPr>
@@ -988,6 +1067,7 @@
           <w:p>
             <w:pPr>
               <w:pStyle w:val="Compact"/>
+              <w:jc w:val="left"/>
             </w:pPr>
             <w:r>
               <w:rPr>
@@ -1003,6 +1083,7 @@
           <w:p>
             <w:pPr>
               <w:pStyle w:val="Compact"/>
+              <w:jc w:val="left"/>
             </w:pPr>
             <w:r>
               <w:rPr>
@@ -1020,6 +1101,7 @@
           <w:p>
             <w:pPr>
               <w:pStyle w:val="Compact"/>
+              <w:jc w:val="left"/>
             </w:pPr>
             <w:r>
               <w:rPr>
@@ -1035,6 +1117,7 @@
           <w:p>
             <w:pPr>
               <w:pStyle w:val="Compact"/>
+              <w:jc w:val="left"/>
             </w:pPr>
             <w:r>
               <w:rPr>
@@ -1050,6 +1133,7 @@
           <w:p>
             <w:pPr>
               <w:pStyle w:val="Compact"/>
+              <w:jc w:val="left"/>
             </w:pPr>
             <w:r>
               <w:rPr>
@@ -1067,6 +1151,7 @@
           <w:p>
             <w:pPr>
               <w:pStyle w:val="Compact"/>
+              <w:jc w:val="left"/>
             </w:pPr>
             <w:r>
               <w:rPr>
@@ -1082,6 +1167,7 @@
           <w:p>
             <w:pPr>
               <w:pStyle w:val="Compact"/>
+              <w:jc w:val="left"/>
             </w:pPr>
             <w:r>
               <w:rPr>
@@ -1097,6 +1183,7 @@
           <w:p>
             <w:pPr>
               <w:pStyle w:val="Compact"/>
+              <w:jc w:val="left"/>
             </w:pPr>
             <w:r>
               <w:rPr>
@@ -1109,8 +1196,8 @@
         </w:tc>
       </w:tr>
     </w:tbl>
-    <w:bookmarkEnd w:id="11"/>
-    <w:bookmarkStart w:id="12" w:name="resultados-con-el-modelo-nuevo"/>
+    <w:bookmarkEnd w:id="22"/>
+    <w:bookmarkStart w:id="23" w:name="resultados-con-el-modelo-nuevo"/>
     <w:p>
       <w:pPr>
         <w:pStyle w:val="Heading1"/>
@@ -1124,15 +1211,15 @@
         <w:pStyle w:val="FirstParagraph"/>
       </w:pPr>
       <w:r>
-        <w:t xml:space="preserve">Especificación principal: deuda federal bruta, con el punto de partida, el escenario base y la métrica del FMI (2026). Intervalos de 90% de Hall.</w:t>
+        <w:t xml:space="preserve">Especificación principal: deuda federal bruta, con el punto de partida y el escenario base del FMI (2026). La no estabilización se mide con la métrica anual de la tesis y con la definición operativa del FMI (D16). Intervalos de 90% de Hall.</w:t>
       </w:r>
     </w:p>
     <w:tbl>
       <w:tblPr>
         <w:tblStyle w:val="Table"/>
         <w:tblW w:type="pct" w:w="5000"/>
-        <w:tblLayout w:type="fixed"/>
         <w:tblLook w:firstRow="1" w:lastRow="0" w:firstColumn="0" w:lastColumn="0" w:noHBand="0" w:noVBand="0" w:val="0020"/>
+        <w:jc w:val="start"/>
         <w:tblBorders>
           <w:top w:val="single" w:sz="4" w:color="808080"/>
           <w:left w:val="single" w:sz="4" w:color="808080"/>
@@ -1149,13 +1236,14 @@
       </w:tblGrid>
       <w:tr>
         <w:trPr>
-          <w:tblHeader w:val="on"/>
+          <w:tblHeader w:val="true"/>
         </w:trPr>
         <w:tc>
           <w:tcPr/>
           <w:p>
             <w:pPr>
               <w:pStyle w:val="Compact"/>
+              <w:jc w:val="left"/>
             </w:pPr>
             <w:r>
               <w:rPr>
@@ -1171,6 +1259,7 @@
           <w:p>
             <w:pPr>
               <w:pStyle w:val="Compact"/>
+              <w:jc w:val="left"/>
             </w:pPr>
             <w:r>
               <w:rPr>
@@ -1186,6 +1275,7 @@
           <w:p>
             <w:pPr>
               <w:pStyle w:val="Compact"/>
+              <w:jc w:val="left"/>
             </w:pPr>
             <w:r>
               <w:rPr>
@@ -1203,6 +1293,7 @@
           <w:p>
             <w:pPr>
               <w:pStyle w:val="Compact"/>
+              <w:jc w:val="left"/>
             </w:pPr>
             <w:r>
               <w:rPr>
@@ -1218,13 +1309,14 @@
           <w:p>
             <w:pPr>
               <w:pStyle w:val="Compact"/>
-            </w:pPr>
-            <w:r>
-              <w:rPr>
-                <w:rFonts w:ascii="Calibri" w:hAnsi="Calibri"/>
-                <w:sz w:val="20"/>
-              </w:rPr>
-              <w:t xml:space="preserve">La contribución de los</w:t>
+              <w:jc w:val="left"/>
+            </w:pPr>
+            <w:r>
+              <w:rPr>
+                <w:rFonts w:ascii="Calibri" w:hAnsi="Calibri"/>
+                <w:sz w:val="20"/>
+              </w:rPr>
+              <w:t xml:space="preserve">(i) La contribución de los</w:t>
             </w:r>
             <w:r>
               <w:rPr>
@@ -1235,9 +1327,9 @@
             </w:r>
             <w:r>
               <w:rPr>
+                <w:iCs/>
                 <w:rFonts w:ascii="Calibri" w:hAnsi="Calibri"/>
                 <w:i/>
-                <w:iCs/>
                 <w:sz w:val="20"/>
               </w:rPr>
               <w:t xml:space="preserve">shocks</w:t>
@@ -1254,22 +1346,23 @@
                 <w:rFonts w:ascii="Calibri" w:hAnsi="Calibri"/>
                 <w:sz w:val="20"/>
               </w:rPr>
-              <w:t xml:space="preserve">no fiscales a la varianza de la deuda en 2035 supera a la del fiscal en 78,3 puntos [57,3; 87,9]. Reparto: externo 44,9%, cambiario y de riesgo 32,3%, actividad 12,0%, fiscal 10,8%. Complemento descriptivo: con el resultado primario en su máximo de 1996-2025 (3,29% del PIB, 2004) todos los años, la probabilidad de no estabilización en 2031 es 26,1%; para llevarla al 1% del FMI haría falta sumar 8,00 puntos al resultado primario del escenario en todos los años</w:t>
-            </w:r>
-          </w:p>
-        </w:tc>
-        <w:tc>
-          <w:tcPr/>
-          <w:p>
-            <w:pPr>
-              <w:pStyle w:val="Compact"/>
-            </w:pPr>
-            <w:r>
-              <w:rPr>
-                <w:rFonts w:ascii="Calibri" w:hAnsi="Calibri"/>
-                <w:sz w:val="20"/>
-              </w:rPr>
-              <w:t xml:space="preserve">Respaldada con su criterio original, en las 20 especificaciones (menor límite inferior: 25,6)</w:t>
+              <w:t xml:space="preserve">no fiscales a la varianza de la deuda en 2035 supera a la del fiscal en 96,8 puntos [90,8; 99,8] (77,9 [67,3; 99,4] sin binarias presidenciales). Reparto: externo 59,4%, cambiario y de riesgo 28,3%, actividad 10,7%, fiscal 1,6%. (ii) Suficiencia: con un desplazamiento uniforme que lleva el resultado primario de 2031 a su máximo de 1996-2025 (3,29% del PIB, 2004), la probabilidad de no estabilización en 2031 es 23,0%; para llevarla al 1% del FMI haría falta sumar 7,25 puntos al resultado primario del escenario en todos los años. Con la definición del FMI, la probabilidad con el máximo histórico es 0,9%</w:t>
+            </w:r>
+          </w:p>
+        </w:tc>
+        <w:tc>
+          <w:tcPr/>
+          <w:p>
+            <w:pPr>
+              <w:pStyle w:val="Compact"/>
+              <w:jc w:val="left"/>
+            </w:pPr>
+            <w:r>
+              <w:rPr>
+                <w:rFonts w:ascii="Calibri" w:hAnsi="Calibri"/>
+                <w:sz w:val="20"/>
+              </w:rPr>
+              <w:t xml:space="preserve">Con la métrica anual, respaldada en sus dos condiciones; con la definición del FMI, solo la (i). La (i) se cumple en las 20 especificaciones en que se informa (menor límite inferior: 67,3, sin binarias presidenciales)</w:t>
             </w:r>
           </w:p>
         </w:tc>
@@ -1280,6 +1373,7 @@
           <w:p>
             <w:pPr>
               <w:pStyle w:val="Compact"/>
+              <w:jc w:val="left"/>
             </w:pPr>
             <w:r>
               <w:rPr>
@@ -1295,28 +1389,30 @@
           <w:p>
             <w:pPr>
               <w:pStyle w:val="Compact"/>
-            </w:pPr>
-            <w:r>
-              <w:rPr>
-                <w:rFonts w:ascii="Calibri" w:hAnsi="Calibri"/>
-                <w:sz w:val="20"/>
-              </w:rPr>
-              <w:t xml:space="preserve">No estabilización de 31,8% [25,2; 36,4] en 2031, contra 1% del FMI, y de 31,0% [26,8; 35,6] en 2035, contra menos de 3%. Con Bonferroni, los límites inferiores son 24,2 y 26,6</w:t>
-            </w:r>
-          </w:p>
-        </w:tc>
-        <w:tc>
-          <w:tcPr/>
-          <w:p>
-            <w:pPr>
-              <w:pStyle w:val="Compact"/>
-            </w:pPr>
-            <w:r>
-              <w:rPr>
-                <w:rFonts w:ascii="Calibri" w:hAnsi="Calibri"/>
-                <w:sz w:val="20"/>
-              </w:rPr>
-              <w:t xml:space="preserve">Respaldada en las 20 especificaciones (menor límite inferior: 19,1, deuda consolidada). Con el procedimiento de</w:t>
+              <w:jc w:val="left"/>
+            </w:pPr>
+            <w:r>
+              <w:rPr>
+                <w:rFonts w:ascii="Calibri" w:hAnsi="Calibri"/>
+                <w:sz w:val="20"/>
+              </w:rPr>
+              <w:t xml:space="preserve">Métrica anual: 27,7% [20,6; 34,7] en 2031, contra 1% del FMI, y 29,0% [25,0; 36,1] en 2035, contra menos de 3%; con Bonferroni, límites inferiores de 19,0 y 24,1. Definición operativa del FMI: 3,1% [0,0; 6,3] y 5,1% [0,0; 10,2]</w:t>
+            </w:r>
+          </w:p>
+        </w:tc>
+        <w:tc>
+          <w:tcPr/>
+          <w:p>
+            <w:pPr>
+              <w:pStyle w:val="Compact"/>
+              <w:jc w:val="left"/>
+            </w:pPr>
+            <w:r>
+              <w:rPr>
+                <w:rFonts w:ascii="Calibri" w:hAnsi="Calibri"/>
+                <w:sz w:val="20"/>
+              </w:rPr>
+              <w:t xml:space="preserve">Respaldada con la métrica anual en las 21 especificaciones (menor límite inferior: 16,2, tres rezagos). No respaldada con la definición del FMI (solo 2 de 21). Con el procedimiento de</w:t>
             </w:r>
             <w:r>
               <w:rPr>
@@ -1327,9 +1423,9 @@
             </w:r>
             <w:r>
               <w:rPr>
+                <w:iCs/>
                 <w:rFonts w:ascii="Calibri" w:hAnsi="Calibri"/>
                 <w:i/>
-                <w:iCs/>
                 <w:sz w:val="20"/>
               </w:rPr>
               <w:t xml:space="preserve">shocks</w:t>
@@ -1346,7 +1442,7 @@
                 <w:rFonts w:ascii="Calibri" w:hAnsi="Calibri"/>
                 <w:sz w:val="20"/>
               </w:rPr>
-              <w:t xml:space="preserve">del FMI sobre la historia argentina se obtiene 24,1% en 2031: tampoco se reproduce el 1%</w:t>
+              <w:t xml:space="preserve">del FMI sobre la historia argentina: 24,1% en 2031 con la métrica anual y 29,1% con la del FMI</w:t>
             </w:r>
           </w:p>
         </w:tc>
@@ -1357,6 +1453,7 @@
           <w:p>
             <w:pPr>
               <w:pStyle w:val="Compact"/>
+              <w:jc w:val="left"/>
             </w:pPr>
             <w:r>
               <w:rPr>
@@ -1372,28 +1469,30 @@
           <w:p>
             <w:pPr>
               <w:pStyle w:val="Compact"/>
-            </w:pPr>
-            <w:r>
-              <w:rPr>
-                <w:rFonts w:ascii="Calibri" w:hAnsi="Calibri"/>
-                <w:sz w:val="20"/>
-              </w:rPr>
-              <w:t xml:space="preserve">Senda de la FED de 2022-2025: +9,7 puntos de probabilidad en 2035 [4,2; 16,0] y +9,0 puntos de deuda [0,3; 16,2]. Nivel 0,494 puntos más alto: +1,1 [0,2; 1,9] y +1,0 [0,0; 1,8]</w:t>
-            </w:r>
-          </w:p>
-        </w:tc>
-        <w:tc>
-          <w:tcPr/>
-          <w:p>
-            <w:pPr>
-              <w:pStyle w:val="Compact"/>
-            </w:pPr>
-            <w:r>
-              <w:rPr>
-                <w:rFonts w:ascii="Calibri" w:hAnsi="Calibri"/>
-                <w:sz w:val="20"/>
-              </w:rPr>
-              <w:t xml:space="preserve">Respaldada en el efecto de la senda sobre la probabilidad, que es robusto: con Bonferroni sigue excluyendo el cero [3,6; 16,8] y lo excluye en 18 de 20 especificaciones. El efecto sobre la deuda esperada y el del nivel más alto no son robustos: con Bonferroni incluyen el cero. El mecanismo no es el que propone la hipótesis: solo 2 de 84 intervalos de respuesta excluyen el cero, los dos del TCRM, y el 96% del efecto sobre la deuda es el costo directo de la deuda en dólares</w:t>
+              <w:jc w:val="left"/>
+            </w:pPr>
+            <w:r>
+              <w:rPr>
+                <w:rFonts w:ascii="Calibri" w:hAnsi="Calibri"/>
+                <w:sz w:val="20"/>
+              </w:rPr>
+              <w:t xml:space="preserve">Senda de la FED de 2022-2025: +18,4 puntos de probabilidad en 2035 [6,3; 29,1] y +19,3 puntos de deuda [-0,3; 31,3]. Nivel 0,501 puntos más alto: +1,9 [0,3; 3,2] y +2,0 [0,4; 3,2]</w:t>
+            </w:r>
+          </w:p>
+        </w:tc>
+        <w:tc>
+          <w:tcPr/>
+          <w:p>
+            <w:pPr>
+              <w:pStyle w:val="Compact"/>
+              <w:jc w:val="left"/>
+            </w:pPr>
+            <w:r>
+              <w:rPr>
+                <w:rFonts w:ascii="Calibri" w:hAnsi="Calibri"/>
+                <w:sz w:val="20"/>
+              </w:rPr>
+              <w:t xml:space="preserve">Parcialmente respaldada, con las dos métricas. El efecto de la senda sobre la probabilidad excluye el cero: con Bonferroni [4,1; 30,8] y en 20 de 21 especificaciones con la métrica anual, y +17,1 [0,6; 32,6] con la del FMI; su magnitud depende de las binarias y de λ. El efecto sobre la deuda esperada incluye el cero por un margen mínimo, y el del nivel más alto es pequeño y no resiste Bonferroni. El 77% del efecto sobre la deuda es el costo directo de la deuda en dólares; de los canales domésticos solo aparece el del EMBI. Sin binarias presidenciales el efecto de la senda es la mitad (9,7 puntos)</w:t>
             </w:r>
           </w:p>
         </w:tc>
@@ -1404,6 +1503,7 @@
           <w:p>
             <w:pPr>
               <w:pStyle w:val="Compact"/>
+              <w:jc w:val="left"/>
             </w:pPr>
             <w:r>
               <w:rPr>
@@ -1419,35 +1519,37 @@
           <w:p>
             <w:pPr>
               <w:pStyle w:val="Compact"/>
-            </w:pPr>
-            <w:r>
-              <w:rPr>
-                <w:rFonts w:ascii="Calibri" w:hAnsi="Calibri"/>
-                <w:sz w:val="20"/>
-              </w:rPr>
-              <w:t xml:space="preserve">No estabilización de 26,5% [19,1; 30,5] en 2031 y 24,1% [20,0; 30,0] en 2035</w:t>
-            </w:r>
-          </w:p>
-        </w:tc>
-        <w:tc>
-          <w:tcPr/>
-          <w:p>
-            <w:pPr>
-              <w:pStyle w:val="Compact"/>
-            </w:pPr>
-            <w:r>
-              <w:rPr>
-                <w:rFonts w:ascii="Calibri" w:hAnsi="Calibri"/>
-                <w:sz w:val="20"/>
-              </w:rPr>
-              <w:t xml:space="preserve">Mismas conclusiones para H1a y H1b; el efecto de la senda de la FED sobre la deuda esperada incluye el cero</w:t>
+              <w:jc w:val="left"/>
+            </w:pPr>
+            <w:r>
+              <w:rPr>
+                <w:rFonts w:ascii="Calibri" w:hAnsi="Calibri"/>
+                <w:sz w:val="20"/>
+              </w:rPr>
+              <w:t xml:space="preserve">No estabilización de 31,1% [27,6; 41,5] en 2031 y 35,0% [32,3; 49,8] en 2035, estimada desde 2002</w:t>
+            </w:r>
+          </w:p>
+        </w:tc>
+        <w:tc>
+          <w:tcPr/>
+          <w:p>
+            <w:pPr>
+              <w:pStyle w:val="Compact"/>
+              <w:jc w:val="left"/>
+            </w:pPr>
+            <w:r>
+              <w:rPr>
+                <w:rFonts w:ascii="Calibri" w:hAnsi="Calibri"/>
+                <w:sz w:val="20"/>
+              </w:rPr>
+              <w:t xml:space="preserve">Exploratoria: confirma el orden de magnitud de la probabilidad, pero 368 de 1.000 réplicas tienen trayectorias explosivas y no se informan la varianza ni la deuda media</w:t>
             </w:r>
           </w:p>
         </w:tc>
       </w:tr>
     </w:tbl>
-    <w:bookmarkEnd w:id="12"/>
-    <w:bookmarkStart w:id="13" w:name="X654b1d3013a4afe9da41cc057e4efbba9d7e22f"/>
+    <w:bookmarkEnd w:id="23"/>
+    <w:bookmarkStart w:id="24" w:name="X654b1d3013a4afe9da41cc057e4efbba9d7e22f"/>
     <w:p>
       <w:pPr>
         <w:pStyle w:val="Heading1"/>
@@ -1462,8 +1564,38 @@
       </w:pPr>
       <w:r>
         <w:rPr>
+          <w:bCs/>
           <w:b/>
+        </w:rPr>
+        <w:t xml:space="preserve">0. Métrica de no estabilización (D16), la decisión más importante.</w:t>
+      </w:r>
+      <w:r>
+        <w:t xml:space="preserve"> </w:t>
+      </w:r>
+      <w:r>
+        <w:t xml:space="preserve">La tesis decía usar la misma métrica que el FMI y no era así. Ahora informa dos con el mismo peso: la anual de la tesis (27,7% en 2031; H1b se cumple) y la definición operativa del FMI (3,1% [0,0; 6,3]; H1b no se cumple, y la condición (ii) de H1a tampoco). Hay que decidir si quedan las dos con el mismo peso o si una pasa a ser la principal. El detalle y las tres opciones están en</w:t>
+      </w:r>
+      <w:r>
+        <w:t xml:space="preserve"> </w:t>
+      </w:r>
+      <w:r>
+        <w:rPr>
+          <w:rStyle w:val="VerbatimChar"/>
+        </w:rPr>
+        <w:t xml:space="preserve">_decisiones_finales.md</w:t>
+      </w:r>
+      <w:r>
+        <w:t xml:space="preserve">, D16.</w:t>
+      </w:r>
+    </w:p>
+    <w:p>
+      <w:pPr>
+        <w:pStyle w:val="BodyText"/>
+      </w:pPr>
+      <w:r>
+        <w:rPr>
           <w:bCs/>
+          <w:b/>
         </w:rPr>
         <w:t xml:space="preserve">1. Perímetro de la especificación principal (D1).</w:t>
       </w:r>
@@ -1471,15 +1603,15 @@
         <w:t xml:space="preserve"> </w:t>
       </w:r>
       <w:r>
-        <w:t xml:space="preserve">La principal pasa a ser la deuda federal bruta, que es el perímetro del análisis de sostenibilidad del FMI, con su punto de partida (80,3% del PIB a fines de 2025). Es la única forma de comparar con la probabilidad del FMI con el mismo perímetro, punto de partida, escenario y métrica: el escenario del FMI está construido para esa deuda. La deuda consolidada con el BCRA queda como extensión, con el</w:t>
+        <w:t xml:space="preserve">La principal pasa a ser la deuda federal bruta, que es el perímetro del análisis de sostenibilidad del FMI, con su punto de partida (80,3% del PIB a fines de 2025). Es la única forma de comparar con la probabilidad del FMI con el mismo perímetro, punto de partida y escenario: el escenario del FMI está construido para esa deuda. La deuda consolidada con el BCRA queda como extensión, con el</w:t>
       </w:r>
       <w:r>
         <w:t xml:space="preserve"> </w:t>
       </w:r>
       <w:r>
         <w:rPr>
+          <w:iCs/>
           <w:i/>
-          <w:iCs/>
         </w:rPr>
         <w:t xml:space="preserve">stock</w:t>
       </w:r>
@@ -1496,8 +1628,8 @@
       </w:pPr>
       <w:r>
         <w:rPr>
+          <w:bCs/>
           <w:b/>
-          <w:bCs/>
         </w:rPr>
         <w:t xml:space="preserve">2. Ventana única 1996-2025 (D2).</w:t>
       </w:r>
@@ -1505,7 +1637,7 @@
         <w:t xml:space="preserve"> </w:t>
       </w:r>
       <w:r>
-        <w:t xml:space="preserve">El grupo fijó la ventana 1996-2025 para todo el estudio y 2026-2035 para la proyección. Las ecuaciones se estiman con 1998T2-2025T4 (111 trimestres), porque los primeros trimestres de la ventana son condiciones iniciales de los rezagos. Dos series se completan con empalmes documentados (Apéndice A.2 y Figura A.1). El EMBI de 1996T1-1998T3 sale del diferencial entre la tasa de préstamos interfinancieros en dólares del BCRA y la tasa de fondos federales, con la relación estimada en la superposición 1998T4-2001T3: R² = 0,89, error típico de 102 puntos básicos dejando un trimestre afuera y un pronóstico fuera de muestra de 2001 que acierta el nivel y subestima el salto de la crisis. El TCRM de 1996 se encadena con el tipo de cambio real efectivo del BIS (correlación de las variaciones trimestrales de 0,92). Con datos desde 1999, sin empalme, la probabilidad de no estabilización en 2031 es 32,4% [26,6; 37,0], contra 31,8% con la ventana completa. La base anterior tenía valores del EMBI de 1993-1998 escritos a mano sin fuente; se eliminaron.</w:t>
+        <w:t xml:space="preserve">El grupo fijó la ventana 1996-2025 para todo el estudio y 2026-2035 para la proyección. Las ecuaciones se estiman con 1998T2-2025T4 (111 trimestres), porque la deuda federal trimestral del MECON empieza en 1998T1 y entra rezagada. Dos series se completan con empalmes documentados (Apéndice A.2 y Figura A.1). El EMBI de 1996T1-1998T3 sale del diferencial entre la tasa de préstamos interfinancieros en dólares del BCRA y la tasa de fondos federales, con la relación estimada en la superposición 1998T4-2001T3: R² = 0,89, error típico de 102 puntos básicos dejando un trimestre afuera y un pronóstico fuera de muestra de 2001 que acierta el nivel y subestima el salto de la crisis. El TCRM de 1996 se encadena con el tipo de cambio real efectivo del BIS (correlación de las variaciones trimestrales de 0,92). Con datos desde 1999, sin empalme, la probabilidad de no estabilización en 2031 es 29,5% [22,5; 36,7], contra 27,7% con la ventana completa. La base anterior tenía valores del EMBI de 1993-1998 escritos a mano sin fuente; se eliminaron.</w:t>
       </w:r>
     </w:p>
     <w:p>
@@ -1514,8 +1646,8 @@
       </w:pPr>
       <w:r>
         <w:rPr>
+          <w:bCs/>
           <w:b/>
-          <w:bCs/>
         </w:rPr>
         <w:t xml:space="preserve">3. Definición del resultado primario (D4).</w:t>
       </w:r>
@@ -1523,7 +1655,7 @@
         <w:t xml:space="preserve"> </w:t>
       </w:r>
       <w:r>
-        <w:t xml:space="preserve">Una sola definición para toda la tesis: el resultado primario del Sector Público Nacional sin rentas de la propiedad. El FMI excluye de su resultado primario las transferencias de utilidades del BCRA (FMI, 2026, cuadro 1, nota 4), y la fuente pública del MECON no separa esas transferencias del resto de las rentas de la propiedad; la serie sin rentas es la que las deja afuera. En el perímetro consolidado esas utilidades también son un flujo interno. La serie con rentas se informa como robustez. La versión anterior usaba la serie con rentas para la deuda federal y la presentaba como la definición del FMI; era un error, detectado en la lectura final y corregido. Los resultados casi no cambian (Apéndice A.9).</w:t>
+        <w:t xml:space="preserve">Una sola definición para toda la tesis: el resultado primario del Sector Público Nacional sin rentas de la propiedad. El FMI excluye de su resultado primario las transferencias de utilidades del BCRA (FMI, 2026, cuadro 1, nota 4), y la fuente pública del MECON no separa esas transferencias del resto de las rentas de la propiedad; la serie sin rentas es la que las deja afuera. En el perímetro consolidado esas utilidades también son un flujo interno. La serie con rentas se informa como robustez. La versión anterior usaba la serie con rentas para la deuda federal y la presentaba como la definición del FMI; era un error, detectado en la lectura final y corregido. Los resultados casi no cambian (Apéndice A.10).</w:t>
       </w:r>
     </w:p>
     <w:p>
@@ -1532,8 +1664,8 @@
       </w:pPr>
       <w:r>
         <w:rPr>
+          <w:bCs/>
           <w:b/>
-          <w:bCs/>
         </w:rPr>
         <w:t xml:space="preserve">4. Título (D13).</w:t>
       </w:r>
@@ -1541,7 +1673,13 @@
         <w:t xml:space="preserve"> </w:t>
       </w:r>
       <w:r>
-        <w:t xml:space="preserve">“Probabilidad de no estabilización de la deuda pública argentina, 2026-2035: un modelo SVARX con determinantes macroeconómicos y política monetaria de Estados Unidos”</w:t>
+        <w:t xml:space="preserve">“</w:t>
+      </w:r>
+      <w:r>
+        <w:t xml:space="preserve">Probabilidad de no estabilización de la deuda pública argentina, 2026-2035: un modelo SVARX con determinantes macroeconómicos y política monetaria de Estados Unidos</w:t>
+      </w:r>
+      <w:r>
+        <w:t xml:space="preserve">”</w:t>
       </w:r>
       <w:r>
         <w:t xml:space="preserve">. El título anterior hablaba de solvencia intertemporal y de deuda consolidada, que ya no son el objeto central.</w:t>
@@ -1553,24 +1691,38 @@
       </w:pPr>
       <w:r>
         <w:rPr>
+          <w:bCs/>
           <w:b/>
+        </w:rPr>
+        <w:t xml:space="preserve">5. H1a con dos condiciones.</w:t>
+      </w:r>
+      <w:r>
+        <w:t xml:space="preserve"> </w:t>
+      </w:r>
+      <w:r>
+        <w:t xml:space="preserve">H1a se contrasta con el criterio que figuraba antes de estimar, la descomposición de la varianza de la deuda en 2035 con un intervalo de 90% que excluye el cero, y, por la revisión del equipo del 15/10, con una segunda condición que contrasta lo que la hipótesis afirma: con el resultado primario de 2031 en su máximo histórico, la probabilidad de no estabilización sigue por encima del 1% del FMI. Las dos se cumplen.</w:t>
+      </w:r>
+    </w:p>
+    <w:p>
+      <w:pPr>
+        <w:pStyle w:val="BodyText"/>
+      </w:pPr>
+      <w:r>
+        <w:rPr>
           <w:bCs/>
+          <w:b/>
         </w:rPr>
-        <w:t xml:space="preserve">5. H1a con su criterio original.</w:t>
+        <w:t xml:space="preserve">6. Binarias presidenciales en la especificación principal.</w:t>
       </w:r>
       <w:r>
         <w:t xml:space="preserve"> </w:t>
       </w:r>
       <w:r>
-        <w:t xml:space="preserve">H1a se contrasta con el criterio que figuraba antes de estimar: la descomposición de la varianza de la deuda en 2035, con un intervalo de 90% que excluye el cero. El cambio de criterio de la versión anterior se eliminó y ya no hace falta. La suficiencia del superávit queda como análisis descriptivo, sin criterio de contraste.</w:t>
+        <w:t xml:space="preserve">El equipo pidió incluirlas; las pruebas de Wald y de razón de verosimilitud rechazan que no importen. Pesan en los resultados: sin ellas, el efecto de la senda de la FED se reduce a la mitad. Pablo debería validar que la principal las incluya y que la variante sin ellas quede como robustez.</w:t>
       </w:r>
     </w:p>
-    <w:bookmarkEnd w:id="13"/>
-    <w:sectPr>
-      <w:footnotePr>
-        <w:numRestart w:val="eachSect"/>
-      </w:footnotePr>
-    </w:sectPr>
+    <w:bookmarkEnd w:id="24"/>
+    <w:sectPr/>
   </w:body>
 </w:document>
 </file>
@@ -1601,14 +1753,14 @@
 <file path=word/numbering.xml><?xml version="1.0" encoding="utf-8"?>
 <w:numbering xmlns:w="http://schemas.openxmlformats.org/wordprocessingml/2006/main">
   <w:abstractNum w:abstractNumId="990">
-    <w:nsid w:val="0000A990"/>
+    <w:nsid w:val="A990"/>
     <w:multiLevelType w:val="multilevel"/>
     <w:lvl w:ilvl="0">
       <w:numFmt w:val="bullet"/>
       <w:lvlText w:val=" "/>
       <w:lvlJc w:val="left"/>
       <w:pPr>
-        <w:ind w:left="720" w:hanging="360"/>
+        <w:ind w:left="720" w:hanging="480"/>
       </w:pPr>
     </w:lvl>
     <w:lvl w:ilvl="1">
@@ -1616,7 +1768,7 @@
       <w:lvlText w:val=" "/>
       <w:lvlJc w:val="left"/>
       <w:pPr>
-        <w:ind w:left="1440" w:hanging="360"/>
+        <w:ind w:left="1440" w:hanging="480"/>
       </w:pPr>
     </w:lvl>
     <w:lvl w:ilvl="2">
@@ -1624,7 +1776,7 @@
       <w:lvlText w:val=" "/>
       <w:lvlJc w:val="left"/>
       <w:pPr>
-        <w:ind w:left="2160" w:hanging="360"/>
+        <w:ind w:left="2160" w:hanging="480"/>
       </w:pPr>
     </w:lvl>
     <w:lvl w:ilvl="3">
@@ -1632,7 +1784,7 @@
       <w:lvlText w:val=" "/>
       <w:lvlJc w:val="left"/>
       <w:pPr>
-        <w:ind w:left="2880" w:hanging="360"/>
+        <w:ind w:left="2880" w:hanging="480"/>
       </w:pPr>
     </w:lvl>
     <w:lvl w:ilvl="4">
@@ -1640,7 +1792,7 @@
       <w:lvlText w:val=" "/>
       <w:lvlJc w:val="left"/>
       <w:pPr>
-        <w:ind w:left="3600" w:hanging="360"/>
+        <w:ind w:left="3600" w:hanging="480"/>
       </w:pPr>
     </w:lvl>
     <w:lvl w:ilvl="5">
@@ -1648,7 +1800,7 @@
       <w:lvlText w:val=" "/>
       <w:lvlJc w:val="left"/>
       <w:pPr>
-        <w:ind w:left="4320" w:hanging="360"/>
+        <w:ind w:left="4320" w:hanging="480"/>
       </w:pPr>
     </w:lvl>
     <w:lvl w:ilvl="6">
@@ -1656,7 +1808,7 @@
       <w:lvlText w:val=" "/>
       <w:lvlJc w:val="left"/>
       <w:pPr>
-        <w:ind w:left="5040" w:hanging="360"/>
+        <w:ind w:left="5040" w:hanging="480"/>
       </w:pPr>
     </w:lvl>
     <w:lvl w:ilvl="7">
@@ -1664,7 +1816,7 @@
       <w:lvlText w:val=" "/>
       <w:lvlJc w:val="left"/>
       <w:pPr>
-        <w:ind w:left="5760" w:hanging="360"/>
+        <w:ind w:left="5760" w:hanging="480"/>
       </w:pPr>
     </w:lvl>
     <w:lvl w:ilvl="8">
@@ -1672,12 +1824,12 @@
       <w:lvlText w:val=" "/>
       <w:lvlJc w:val="left"/>
       <w:pPr>
-        <w:ind w:left="6480" w:hanging="360"/>
+        <w:ind w:left="6480" w:hanging="480"/>
       </w:pPr>
     </w:lvl>
   </w:abstractNum>
   <w:abstractNum w:abstractNumId="99411">
-    <w:nsid w:val="00A99411"/>
+    <w:nsid w:val="A99411"/>
     <w:multiLevelType w:val="multilevel"/>
     <w:lvl w:ilvl="0">
       <w:start w:val="1"/>
@@ -1685,7 +1837,7 @@
       <w:lvlText w:val="%1."/>
       <w:lvlJc w:val="left"/>
       <w:pPr>
-        <w:ind w:left="720" w:hanging="360"/>
+        <w:ind w:left="720" w:hanging="480"/>
       </w:pPr>
     </w:lvl>
     <w:lvl w:ilvl="1">
@@ -1694,7 +1846,7 @@
       <w:lvlText w:val="%2."/>
       <w:lvlJc w:val="left"/>
       <w:pPr>
-        <w:ind w:left="1440" w:hanging="360"/>
+        <w:ind w:left="1440" w:hanging="480"/>
       </w:pPr>
     </w:lvl>
     <w:lvl w:ilvl="2">
@@ -1703,7 +1855,7 @@
       <w:lvlText w:val="%3."/>
       <w:lvlJc w:val="left"/>
       <w:pPr>
-        <w:ind w:left="2160" w:hanging="360"/>
+        <w:ind w:left="2160" w:hanging="480"/>
       </w:pPr>
     </w:lvl>
     <w:lvl w:ilvl="3">
@@ -1712,7 +1864,7 @@
       <w:lvlText w:val="%4."/>
       <w:lvlJc w:val="left"/>
       <w:pPr>
-        <w:ind w:left="2880" w:hanging="360"/>
+        <w:ind w:left="2880" w:hanging="480"/>
       </w:pPr>
     </w:lvl>
     <w:lvl w:ilvl="4">
@@ -1721,7 +1873,7 @@
       <w:lvlText w:val="%5."/>
       <w:lvlJc w:val="left"/>
       <w:pPr>
-        <w:ind w:left="3600" w:hanging="360"/>
+        <w:ind w:left="3600" w:hanging="480"/>
       </w:pPr>
     </w:lvl>
     <w:lvl w:ilvl="5">
@@ -1730,7 +1882,7 @@
       <w:lvlText w:val="%6."/>
       <w:lvlJc w:val="left"/>
       <w:pPr>
-        <w:ind w:left="4320" w:hanging="360"/>
+        <w:ind w:left="4320" w:hanging="480"/>
       </w:pPr>
     </w:lvl>
     <w:lvl w:ilvl="6">
@@ -1739,7 +1891,7 @@
       <w:lvlText w:val="%7."/>
       <w:lvlJc w:val="left"/>
       <w:pPr>
-        <w:ind w:left="5040" w:hanging="360"/>
+        <w:ind w:left="5040" w:hanging="480"/>
       </w:pPr>
     </w:lvl>
     <w:lvl w:ilvl="7">
@@ -1748,7 +1900,7 @@
       <w:lvlText w:val="%8."/>
       <w:lvlJc w:val="left"/>
       <w:pPr>
-        <w:ind w:left="5760" w:hanging="360"/>
+        <w:ind w:left="5760" w:hanging="480"/>
       </w:pPr>
     </w:lvl>
     <w:lvl w:ilvl="8">
@@ -1757,111 +1909,84 @@
       <w:lvlText w:val="%9."/>
       <w:lvlJc w:val="left"/>
       <w:pPr>
-        <w:ind w:left="6480" w:hanging="360"/>
+        <w:ind w:left="6480" w:hanging="480"/>
       </w:pPr>
     </w:lvl>
   </w:abstractNum>
   <w:abstractNum w:abstractNumId="991">
-    <w:nsid w:val="0000A991"/>
+    <w:nsid w:val="A991"/>
     <w:multiLevelType w:val="multilevel"/>
     <w:lvl w:ilvl="0">
       <w:numFmt w:val="bullet"/>
-      <w:lvlText w:val=""/>
+      <w:lvlText w:val="•"/>
       <w:lvlJc w:val="left"/>
       <w:pPr>
-        <w:ind w:left="720" w:hanging="360"/>
-      </w:pPr>
-      <w:rPr>
-        <w:rFonts w:ascii="Symbol" w:hAnsi="Symbol" w:cs="Symbol" w:hint="default"/>
-      </w:rPr>
+        <w:ind w:left="720" w:hanging="480"/>
+      </w:pPr>
     </w:lvl>
     <w:lvl w:ilvl="1">
       <w:numFmt w:val="bullet"/>
-      <w:lvlText w:val="o"/>
+      <w:lvlText w:val="–"/>
       <w:lvlJc w:val="left"/>
       <w:pPr>
-        <w:ind w:left="1440" w:hanging="360"/>
-      </w:pPr>
-      <w:rPr>
-        <w:rFonts w:ascii="Courier New" w:hAnsi="Courier New" w:cs="Courier New" w:hint="default"/>
-      </w:rPr>
+        <w:ind w:left="1440" w:hanging="480"/>
+      </w:pPr>
     </w:lvl>
     <w:lvl w:ilvl="2">
       <w:numFmt w:val="bullet"/>
-      <w:lvlText w:val=""/>
+      <w:lvlText w:val="•"/>
       <w:lvlJc w:val="left"/>
       <w:pPr>
-        <w:ind w:left="2160" w:hanging="360"/>
-      </w:pPr>
-      <w:rPr>
-        <w:rFonts w:ascii="Wingdings" w:hAnsi="Wingdings" w:cs="Wingdings" w:hint="default"/>
-      </w:rPr>
+        <w:ind w:left="2160" w:hanging="480"/>
+      </w:pPr>
     </w:lvl>
     <w:lvl w:ilvl="3">
       <w:numFmt w:val="bullet"/>
-      <w:lvlText w:val=""/>
+      <w:lvlText w:val="–"/>
       <w:lvlJc w:val="left"/>
       <w:pPr>
-        <w:ind w:left="2880" w:hanging="360"/>
-      </w:pPr>
-      <w:rPr>
-        <w:rFonts w:ascii="Symbol" w:hAnsi="Symbol" w:cs="Symbol" w:hint="default"/>
-      </w:rPr>
+        <w:ind w:left="2880" w:hanging="480"/>
+      </w:pPr>
     </w:lvl>
     <w:lvl w:ilvl="4">
       <w:numFmt w:val="bullet"/>
-      <w:lvlText w:val="o"/>
+      <w:lvlText w:val="•"/>
       <w:lvlJc w:val="left"/>
       <w:pPr>
-        <w:ind w:left="3600" w:hanging="360"/>
-      </w:pPr>
-      <w:rPr>
-        <w:rFonts w:ascii="Courier New" w:hAnsi="Courier New" w:cs="Courier New" w:hint="default"/>
-      </w:rPr>
+        <w:ind w:left="3600" w:hanging="480"/>
+      </w:pPr>
     </w:lvl>
     <w:lvl w:ilvl="5">
       <w:numFmt w:val="bullet"/>
-      <w:lvlText w:val=""/>
+      <w:lvlText w:val="–"/>
       <w:lvlJc w:val="left"/>
       <w:pPr>
-        <w:ind w:left="4320" w:hanging="360"/>
-      </w:pPr>
-      <w:rPr>
-        <w:rFonts w:ascii="Wingdings" w:hAnsi="Wingdings" w:cs="Wingdings" w:hint="default"/>
-      </w:rPr>
+        <w:ind w:left="4320" w:hanging="480"/>
+      </w:pPr>
     </w:lvl>
     <w:lvl w:ilvl="6">
       <w:numFmt w:val="bullet"/>
-      <w:lvlText w:val=""/>
+      <w:lvlText w:val="•"/>
       <w:lvlJc w:val="left"/>
       <w:pPr>
-        <w:ind w:left="5040" w:hanging="360"/>
-      </w:pPr>
-      <w:rPr>
-        <w:rFonts w:ascii="Symbol" w:hAnsi="Symbol" w:cs="Symbol" w:hint="default"/>
-      </w:rPr>
+        <w:ind w:left="5040" w:hanging="480"/>
+      </w:pPr>
     </w:lvl>
     <w:lvl w:ilvl="7">
       <w:numFmt w:val="bullet"/>
-      <w:lvlText w:val="o"/>
+      <w:lvlText w:val="–"/>
       <w:lvlJc w:val="left"/>
       <w:pPr>
-        <w:ind w:left="5760" w:hanging="360"/>
-      </w:pPr>
-      <w:rPr>
-        <w:rFonts w:ascii="Courier New" w:hAnsi="Courier New" w:cs="Courier New" w:hint="default"/>
-      </w:rPr>
+        <w:ind w:left="5760" w:hanging="480"/>
+      </w:pPr>
     </w:lvl>
     <w:lvl w:ilvl="8">
       <w:numFmt w:val="bullet"/>
-      <w:lvlText w:val=""/>
+      <w:lvlText w:val="•"/>
       <w:lvlJc w:val="left"/>
       <w:pPr>
-        <w:ind w:left="6480" w:hanging="360"/>
-      </w:pPr>
-      <w:rPr>
-        <w:rFonts w:ascii="Wingdings" w:hAnsi="Wingdings" w:cs="Wingdings" w:hint="default"/>
-      </w:rPr>
+        <w:ind w:left="6480" w:hanging="480"/>
+      </w:pPr>
     </w:lvl>
   </w:abstractNum>
   <w:num w:numId="1000">
@@ -1908,10 +2033,10 @@
   <w:docDefaults>
     <w:rPrDefault>
       <w:rPr>
-        <w:rFonts w:asciiTheme="minorHAnsi" w:cstheme="minorBidi" w:eastAsiaTheme="minorEastAsia" w:hAnsiTheme="minorHAnsi"/>
+        <w:rFonts w:asciiTheme="minorHAnsi" w:cstheme="minorBidi" w:eastAsiaTheme="minorHAnsi" w:hAnsiTheme="minorHAnsi"/>
         <w:sz w:val="24"/>
         <w:szCs w:val="24"/>
-        <w:lang w:bidi="ar-SA" w:eastAsia="zh-CN" w:val="en-US"/>
+        <w:lang w:bidi="ar-SA" w:eastAsia="en-US" w:val="en-US"/>
       </w:rPr>
     </w:rPrDefault>
     <w:pPrDefault>
@@ -1934,11 +2059,11 @@
     <w:name w:val="Body Text"/>
     <w:basedOn w:val="Normal"/>
     <w:link w:val="BodyTextChar"/>
-    <w:qFormat/>
     <w:pPr>
       <w:spacing w:after="120" w:before="180"/>
       <w:jc w:val="both"/>
     </w:pPr>
+    <w:qFormat/>
     <w:rPr>
       <w:rFonts w:ascii="Calibri" w:cs="Calibri" w:eastAsia="Calibri" w:hAnsi="Calibri"/>
       <w:color w:val="000000"/>
@@ -1977,97 +2102,58 @@
     <w:name w:val="Title"/>
     <w:basedOn w:val="Normal"/>
     <w:next w:val="BodyText"/>
-    <w:link w:val="TitleChar"/>
-    <w:uiPriority w:val="10"/>
     <w:qFormat/>
-    <w:rsid w:val="00A10FD9"/>
     <w:pPr>
+      <w:keepNext/>
+      <w:keepLines/>
       <w:pageBreakBefore w:val="0"/>
-      <w:spacing w:after="80" w:line="240" w:lineRule="auto"/>
-      <w:contextualSpacing/>
+      <w:spacing w:after="240" w:before="480"/>
       <w:jc w:val="center"/>
     </w:pPr>
     <w:rPr>
       <w:rFonts w:ascii="Calibri" w:cs="Calibri" w:eastAsia="Calibri" w:hAnsi="Calibri"/>
       <w:b/>
+      <w:bCs/>
       <w:color w:val="000000"/>
       <w:sz w:val="36"/>
-      <w:szCs w:val="56"/>
-    </w:rPr>
-  </w:style>
-  <w:style w:customStyle="1" w:styleId="TitleChar" w:type="character">
-    <w:name w:val="Title Char"/>
-    <w:basedOn w:val="DefaultParagraphFont"/>
-    <w:link w:val="Title"/>
-    <w:uiPriority w:val="10"/>
-    <w:rsid w:val="00A10FD9"/>
-    <w:rPr>
-      <w:rFonts w:asciiTheme="majorHAnsi" w:cstheme="majorBidi" w:eastAsiaTheme="majorEastAsia" w:hAnsiTheme="majorHAnsi"/>
-      <w:sz w:val="56"/>
-      <w:szCs w:val="56"/>
+      <w:szCs w:val="36"/>
     </w:rPr>
   </w:style>
   <w:style w:styleId="Subtitle" w:type="paragraph">
     <w:name w:val="Subtitle"/>
-    <w:basedOn w:val="Title"/>
-    <w:next w:val="BodyText"/>
-    <w:link w:val="SubtitleChar"/>
-    <w:uiPriority w:val="11"/>
-    <w:qFormat/>
-    <w:rsid w:val="00A10FD9"/>
-    <w:pPr>
-      <w:numPr>
-        <w:ilvl w:val="1"/>
-      </w:numPr>
-    </w:pPr>
-    <w:rPr>
-      <w:rFonts w:cstheme="majorBidi" w:eastAsiaTheme="majorEastAsia"/>
-      <w:spacing w:val="15"/>
-      <w:sz w:val="28"/>
-      <w:szCs w:val="28"/>
-    </w:rPr>
-  </w:style>
-  <w:style w:customStyle="1" w:styleId="SubtitleChar" w:type="character">
-    <w:name w:val="Subtitle Char"/>
-    <w:basedOn w:val="DefaultParagraphFont"/>
-    <w:link w:val="Subtitle"/>
-    <w:uiPriority w:val="11"/>
-    <w:rsid w:val="00A10FD9"/>
-    <w:rPr>
-      <w:rFonts w:cstheme="majorBidi" w:eastAsiaTheme="majorEastAsia"/>
-      <w:color w:themeColor="text1" w:themeTint="A6" w:val="595959"/>
-      <w:spacing w:val="15"/>
-      <w:sz w:val="28"/>
-      <w:szCs w:val="28"/>
-    </w:rPr>
-  </w:style>
-  <w:style w:customStyle="1" w:styleId="Author" w:type="paragraph">
-    <w:name w:val="Author"/>
     <w:basedOn w:val="Title"/>
     <w:next w:val="BodyText"/>
     <w:qFormat/>
     <w:pPr>
       <w:keepNext/>
       <w:keepLines/>
+      <w:spacing w:after="240" w:before="240"/>
+      <w:jc w:val="center"/>
     </w:pPr>
     <w:rPr>
-      <w:sz w:val="24"/>
-      <w:szCs w:val="24"/>
-    </w:rPr>
-  </w:style>
-  <w:style w:styleId="Date" w:type="paragraph">
-    <w:name w:val="Date"/>
-    <w:basedOn w:val="Title"/>
+      <w:sz w:val="30"/>
+      <w:szCs w:val="30"/>
+    </w:rPr>
+  </w:style>
+  <w:style w:customStyle="1" w:styleId="Author" w:type="paragraph">
+    <w:name w:val="Author"/>
     <w:next w:val="BodyText"/>
     <w:qFormat/>
     <w:pPr>
       <w:keepNext/>
       <w:keepLines/>
+      <w:jc w:val="center"/>
     </w:pPr>
-    <w:rPr>
-      <w:sz w:val="24"/>
-      <w:szCs w:val="24"/>
-    </w:rPr>
+  </w:style>
+  <w:style w:styleId="Date" w:type="paragraph">
+    <w:name w:val="Date"/>
+    <w:next w:val="BodyText"/>
+    <w:qFormat/>
+    <w:pPr>
+      <w:keepNext/>
+      <w:keepLines/>
+      <w:jc w:val="center"/>
+    </w:pPr>
   </w:style>
   <w:style w:customStyle="1" w:styleId="AbstractTitle" w:type="paragraph">
     <w:name w:val="Abstract Title"/>
@@ -2077,13 +2163,15 @@
     <w:pPr>
       <w:keepNext/>
       <w:keepLines/>
+      <w:jc w:val="center"/>
       <w:spacing w:after="0" w:before="300"/>
-      <w:jc w:val="center"/>
     </w:pPr>
     <w:rPr>
-      <w:b/>
       <w:sz w:val="20"/>
       <w:szCs w:val="20"/>
+      <w:b/>
+      <w:color w:val="345A8A"/>
+      &gt;
     </w:rPr>
   </w:style>
   <w:style w:customStyle="1" w:styleId="Abstract" w:type="paragraph">
@@ -2110,330 +2198,196 @@
     <w:rPr/>
   </w:style>
   <w:style w:styleId="Heading1" w:type="paragraph">
-    <w:name w:val="heading 1"/>
+    <w:name w:val="Heading 1"/>
     <w:basedOn w:val="Normal"/>
     <w:next w:val="BodyText"/>
-    <w:link w:val="Heading1Char"/>
     <w:uiPriority w:val="9"/>
     <w:qFormat/>
-    <w:rsid w:val="00A10FD9"/>
     <w:pPr>
       <w:keepNext/>
       <w:keepLines/>
       <w:pageBreakBefore w:val="0"/>
-      <w:spacing w:after="80" w:before="360"/>
+      <w:spacing w:after="0" w:before="480"/>
       <w:outlineLvl w:val="0"/>
     </w:pPr>
     <w:rPr>
       <w:rFonts w:ascii="Calibri" w:cs="Calibri" w:eastAsia="Calibri" w:hAnsi="Calibri"/>
       <w:b/>
+      <w:bCs/>
       <w:color w:val="000000"/>
       <w:sz w:val="32"/>
-      <w:szCs w:val="40"/>
+      <w:szCs w:val="32"/>
     </w:rPr>
   </w:style>
   <w:style w:styleId="Heading2" w:type="paragraph">
-    <w:name w:val="heading 2"/>
+    <w:name w:val="Heading 2"/>
     <w:basedOn w:val="Normal"/>
     <w:next w:val="BodyText"/>
-    <w:link w:val="Heading2Char"/>
     <w:uiPriority w:val="9"/>
-    <w:semiHidden/>
     <w:unhideWhenUsed/>
     <w:qFormat/>
-    <w:rsid w:val="00A10FD9"/>
     <w:pPr>
       <w:keepNext/>
       <w:keepLines/>
       <w:pageBreakBefore w:val="0"/>
-      <w:spacing w:after="80" w:before="160"/>
+      <w:spacing w:after="0" w:before="200"/>
       <w:outlineLvl w:val="1"/>
     </w:pPr>
     <w:rPr>
       <w:rFonts w:ascii="Calibri" w:cs="Calibri" w:eastAsia="Calibri" w:hAnsi="Calibri"/>
       <w:b/>
+      <w:bCs/>
       <w:color w:val="000000"/>
       <w:sz w:val="26"/>
-      <w:szCs w:val="32"/>
+      <w:szCs w:val="28"/>
     </w:rPr>
   </w:style>
   <w:style w:styleId="Heading3" w:type="paragraph">
-    <w:name w:val="heading 3"/>
+    <w:name w:val="Heading 3"/>
     <w:basedOn w:val="Normal"/>
     <w:next w:val="BodyText"/>
-    <w:link w:val="Heading3Char"/>
     <w:uiPriority w:val="9"/>
-    <w:semiHidden/>
     <w:unhideWhenUsed/>
     <w:qFormat/>
-    <w:rsid w:val="00A10FD9"/>
     <w:pPr>
       <w:keepNext/>
       <w:keepLines/>
       <w:pageBreakBefore w:val="0"/>
-      <w:spacing w:after="80" w:before="160"/>
+      <w:spacing w:after="0" w:before="200"/>
       <w:outlineLvl w:val="2"/>
     </w:pPr>
     <w:rPr>
       <w:rFonts w:ascii="Calibri" w:cs="Calibri" w:eastAsia="Calibri" w:hAnsi="Calibri"/>
       <w:b/>
+      <w:bCs/>
       <w:color w:val="000000"/>
       <w:sz w:val="24"/>
-      <w:szCs w:val="28"/>
+      <w:szCs w:val="24"/>
     </w:rPr>
   </w:style>
   <w:style w:styleId="Heading4" w:type="paragraph">
-    <w:name w:val="heading 4"/>
+    <w:name w:val="Heading 4"/>
     <w:basedOn w:val="Normal"/>
     <w:next w:val="BodyText"/>
-    <w:link w:val="Heading4Char"/>
     <w:uiPriority w:val="9"/>
-    <w:semiHidden/>
     <w:unhideWhenUsed/>
     <w:qFormat/>
-    <w:rsid w:val="00A10FD9"/>
     <w:pPr>
       <w:keepNext/>
       <w:keepLines/>
       <w:pageBreakBefore w:val="0"/>
-      <w:spacing w:after="40" w:before="80"/>
+      <w:spacing w:after="0" w:before="200"/>
       <w:outlineLvl w:val="3"/>
     </w:pPr>
     <w:rPr>
       <w:rFonts w:ascii="Calibri" w:cs="Calibri" w:eastAsia="Calibri" w:hAnsi="Calibri"/>
+      <w:i/>
       <w:b/>
-      <w:i/>
-      <w:iCs/>
+      <w:bCs/>
       <w:color w:val="000000"/>
       <w:sz w:val="22"/>
+      <w:szCs w:val="24"/>
     </w:rPr>
   </w:style>
   <w:style w:styleId="Heading5" w:type="paragraph">
-    <w:name w:val="heading 5"/>
+    <w:name w:val="Heading 5"/>
     <w:basedOn w:val="Normal"/>
     <w:next w:val="BodyText"/>
-    <w:link w:val="Heading5Char"/>
     <w:uiPriority w:val="9"/>
-    <w:semiHidden/>
     <w:unhideWhenUsed/>
     <w:qFormat/>
-    <w:rsid w:val="00A10FD9"/>
     <w:pPr>
       <w:keepNext/>
       <w:keepLines/>
-      <w:spacing w:after="40" w:before="80"/>
+      <w:spacing w:after="0" w:before="200"/>
       <w:outlineLvl w:val="4"/>
     </w:pPr>
     <w:rPr>
-      <w:rFonts w:cstheme="majorBidi" w:eastAsiaTheme="majorEastAsia"/>
-      <w:color w:themeColor="accent1" w:themeShade="BF" w:val="0F4761"/>
+      <w:rFonts w:asciiTheme="majorHAnsi" w:cstheme="majorBidi" w:eastAsiaTheme="majorEastAsia" w:hAnsiTheme="majorHAnsi"/>
+      <w:iCs/>
+      <w:color w:themeColor="accent1" w:val="4F81BD"/>
+      <w:sz w:val="24"/>
+      <w:szCs w:val="24"/>
     </w:rPr>
   </w:style>
   <w:style w:styleId="Heading6" w:type="paragraph">
-    <w:name w:val="heading 6"/>
+    <w:name w:val="Heading 6"/>
     <w:basedOn w:val="Normal"/>
     <w:next w:val="BodyText"/>
-    <w:link w:val="Heading6Char"/>
     <w:uiPriority w:val="9"/>
-    <w:semiHidden/>
     <w:unhideWhenUsed/>
     <w:qFormat/>
-    <w:rsid w:val="00A10FD9"/>
     <w:pPr>
       <w:keepNext/>
       <w:keepLines/>
-      <w:spacing w:after="0" w:before="40"/>
+      <w:spacing w:after="0" w:before="200"/>
       <w:outlineLvl w:val="5"/>
     </w:pPr>
     <w:rPr>
-      <w:rFonts w:cstheme="majorBidi" w:eastAsiaTheme="majorEastAsia"/>
-      <w:i/>
-      <w:iCs/>
-      <w:color w:themeColor="text1" w:themeTint="A6" w:val="595959"/>
+      <w:rFonts w:asciiTheme="majorHAnsi" w:cstheme="majorBidi" w:eastAsiaTheme="majorEastAsia" w:hAnsiTheme="majorHAnsi"/>
+      <w:color w:themeColor="accent1" w:val="4F81BD"/>
+      <w:sz w:val="24"/>
+      <w:szCs w:val="24"/>
     </w:rPr>
   </w:style>
   <w:style w:styleId="Heading7" w:type="paragraph">
-    <w:name w:val="heading 7"/>
+    <w:name w:val="Heading 7"/>
     <w:basedOn w:val="Normal"/>
     <w:next w:val="BodyText"/>
-    <w:link w:val="Heading7Char"/>
     <w:uiPriority w:val="9"/>
-    <w:semiHidden/>
     <w:unhideWhenUsed/>
     <w:qFormat/>
-    <w:rsid w:val="00A10FD9"/>
     <w:pPr>
       <w:keepNext/>
       <w:keepLines/>
-      <w:spacing w:after="0" w:before="40"/>
+      <w:spacing w:after="0" w:before="200"/>
       <w:outlineLvl w:val="6"/>
     </w:pPr>
     <w:rPr>
-      <w:rFonts w:cstheme="majorBidi" w:eastAsiaTheme="majorEastAsia"/>
-      <w:color w:themeColor="text1" w:themeTint="A6" w:val="595959"/>
+      <w:rFonts w:asciiTheme="majorHAnsi" w:cstheme="majorBidi" w:eastAsiaTheme="majorEastAsia" w:hAnsiTheme="majorHAnsi"/>
+      <w:color w:themeColor="accent1" w:val="4F81BD"/>
+      <w:sz w:val="24"/>
+      <w:szCs w:val="24"/>
     </w:rPr>
   </w:style>
   <w:style w:styleId="Heading8" w:type="paragraph">
-    <w:name w:val="heading 8"/>
+    <w:name w:val="Heading 8"/>
     <w:basedOn w:val="Normal"/>
     <w:next w:val="BodyText"/>
-    <w:link w:val="Heading8Char"/>
     <w:uiPriority w:val="9"/>
-    <w:semiHidden/>
     <w:unhideWhenUsed/>
     <w:qFormat/>
-    <w:rsid w:val="00A10FD9"/>
     <w:pPr>
       <w:keepNext/>
       <w:keepLines/>
-      <w:spacing w:after="0"/>
+      <w:spacing w:after="0" w:before="200"/>
       <w:outlineLvl w:val="7"/>
     </w:pPr>
     <w:rPr>
-      <w:rFonts w:cstheme="majorBidi" w:eastAsiaTheme="majorEastAsia"/>
-      <w:i/>
-      <w:iCs/>
-      <w:color w:themeColor="text1" w:themeTint="D8" w:val="272727"/>
+      <w:rFonts w:asciiTheme="majorHAnsi" w:cstheme="majorBidi" w:eastAsiaTheme="majorEastAsia" w:hAnsiTheme="majorHAnsi"/>
+      <w:color w:themeColor="accent1" w:val="4F81BD"/>
+      <w:sz w:val="24"/>
+      <w:szCs w:val="24"/>
     </w:rPr>
   </w:style>
   <w:style w:styleId="Heading9" w:type="paragraph">
-    <w:name w:val="heading 9"/>
+    <w:name w:val="Heading 9"/>
     <w:basedOn w:val="Normal"/>
     <w:next w:val="BodyText"/>
-    <w:link w:val="Heading9Char"/>
     <w:uiPriority w:val="9"/>
-    <w:semiHidden/>
     <w:unhideWhenUsed/>
     <w:qFormat/>
-    <w:rsid w:val="00A10FD9"/>
     <w:pPr>
       <w:keepNext/>
       <w:keepLines/>
-      <w:spacing w:after="0"/>
+      <w:spacing w:after="0" w:before="200"/>
       <w:outlineLvl w:val="8"/>
     </w:pPr>
     <w:rPr>
-      <w:rFonts w:cstheme="majorBidi" w:eastAsiaTheme="majorEastAsia"/>
-      <w:color w:themeColor="text1" w:themeTint="D8" w:val="272727"/>
-    </w:rPr>
-  </w:style>
-  <w:style w:customStyle="1" w:styleId="Heading1Char" w:type="character">
-    <w:name w:val="Heading 1 Char"/>
-    <w:basedOn w:val="DefaultParagraphFont"/>
-    <w:link w:val="Heading1"/>
-    <w:uiPriority w:val="9"/>
-    <w:rsid w:val="00A10FD9"/>
-    <w:rPr>
       <w:rFonts w:asciiTheme="majorHAnsi" w:cstheme="majorBidi" w:eastAsiaTheme="majorEastAsia" w:hAnsiTheme="majorHAnsi"/>
-      <w:color w:themeColor="accent1" w:themeShade="BF" w:val="0F4761"/>
-      <w:sz w:val="40"/>
-      <w:szCs w:val="40"/>
-    </w:rPr>
-  </w:style>
-  <w:style w:customStyle="1" w:styleId="Heading2Char" w:type="character">
-    <w:name w:val="Heading 2 Char"/>
-    <w:basedOn w:val="DefaultParagraphFont"/>
-    <w:link w:val="Heading2"/>
-    <w:uiPriority w:val="9"/>
-    <w:semiHidden/>
-    <w:rsid w:val="00A10FD9"/>
-    <w:rPr>
-      <w:rFonts w:asciiTheme="majorHAnsi" w:cstheme="majorBidi" w:eastAsiaTheme="majorEastAsia" w:hAnsiTheme="majorHAnsi"/>
-      <w:color w:themeColor="accent1" w:themeShade="BF" w:val="0F4761"/>
-      <w:sz w:val="32"/>
-      <w:szCs w:val="32"/>
-    </w:rPr>
-  </w:style>
-  <w:style w:customStyle="1" w:styleId="Heading3Char" w:type="character">
-    <w:name w:val="Heading 3 Char"/>
-    <w:basedOn w:val="DefaultParagraphFont"/>
-    <w:link w:val="Heading3"/>
-    <w:uiPriority w:val="9"/>
-    <w:semiHidden/>
-    <w:rsid w:val="00A10FD9"/>
-    <w:rPr>
-      <w:rFonts w:cstheme="majorBidi" w:eastAsiaTheme="majorEastAsia"/>
-      <w:color w:themeColor="accent1" w:themeShade="BF" w:val="0F4761"/>
-      <w:sz w:val="28"/>
-      <w:szCs w:val="28"/>
-    </w:rPr>
-  </w:style>
-  <w:style w:customStyle="1" w:styleId="Heading4Char" w:type="character">
-    <w:name w:val="Heading 4 Char"/>
-    <w:basedOn w:val="DefaultParagraphFont"/>
-    <w:link w:val="Heading4"/>
-    <w:uiPriority w:val="9"/>
-    <w:semiHidden/>
-    <w:rsid w:val="00A10FD9"/>
-    <w:rPr>
-      <w:rFonts w:cstheme="majorBidi" w:eastAsiaTheme="majorEastAsia"/>
-      <w:i/>
-      <w:iCs/>
-      <w:color w:themeColor="accent1" w:themeShade="BF" w:val="0F4761"/>
-    </w:rPr>
-  </w:style>
-  <w:style w:customStyle="1" w:styleId="Heading5Char" w:type="character">
-    <w:name w:val="Heading 5 Char"/>
-    <w:basedOn w:val="DefaultParagraphFont"/>
-    <w:link w:val="Heading5"/>
-    <w:uiPriority w:val="9"/>
-    <w:semiHidden/>
-    <w:rsid w:val="00A10FD9"/>
-    <w:rPr>
-      <w:rFonts w:cstheme="majorBidi" w:eastAsiaTheme="majorEastAsia"/>
-      <w:color w:themeColor="accent1" w:themeShade="BF" w:val="0F4761"/>
-    </w:rPr>
-  </w:style>
-  <w:style w:customStyle="1" w:styleId="Heading6Char" w:type="character">
-    <w:name w:val="Heading 6 Char"/>
-    <w:basedOn w:val="DefaultParagraphFont"/>
-    <w:link w:val="Heading6"/>
-    <w:uiPriority w:val="9"/>
-    <w:semiHidden/>
-    <w:rsid w:val="00A10FD9"/>
-    <w:rPr>
-      <w:rFonts w:cstheme="majorBidi" w:eastAsiaTheme="majorEastAsia"/>
-      <w:i/>
-      <w:iCs/>
-      <w:color w:themeColor="text1" w:themeTint="A6" w:val="595959"/>
-    </w:rPr>
-  </w:style>
-  <w:style w:customStyle="1" w:styleId="Heading7Char" w:type="character">
-    <w:name w:val="Heading 7 Char"/>
-    <w:basedOn w:val="DefaultParagraphFont"/>
-    <w:link w:val="Heading7"/>
-    <w:uiPriority w:val="9"/>
-    <w:semiHidden/>
-    <w:rsid w:val="00A10FD9"/>
-    <w:rPr>
-      <w:rFonts w:cstheme="majorBidi" w:eastAsiaTheme="majorEastAsia"/>
-      <w:color w:themeColor="text1" w:themeTint="A6" w:val="595959"/>
-    </w:rPr>
-  </w:style>
-  <w:style w:customStyle="1" w:styleId="Heading8Char" w:type="character">
-    <w:name w:val="Heading 8 Char"/>
-    <w:basedOn w:val="DefaultParagraphFont"/>
-    <w:link w:val="Heading8"/>
-    <w:uiPriority w:val="9"/>
-    <w:semiHidden/>
-    <w:rsid w:val="00A10FD9"/>
-    <w:rPr>
-      <w:rFonts w:cstheme="majorBidi" w:eastAsiaTheme="majorEastAsia"/>
-      <w:i/>
-      <w:iCs/>
-      <w:color w:themeColor="text1" w:themeTint="D8" w:val="272727"/>
-    </w:rPr>
-  </w:style>
-  <w:style w:customStyle="1" w:styleId="Heading9Char" w:type="character">
-    <w:name w:val="Heading 9 Char"/>
-    <w:basedOn w:val="DefaultParagraphFont"/>
-    <w:link w:val="Heading9"/>
-    <w:uiPriority w:val="9"/>
-    <w:semiHidden/>
-    <w:rsid w:val="00A10FD9"/>
-    <w:rPr>
-      <w:rFonts w:cstheme="majorBidi" w:eastAsiaTheme="majorEastAsia"/>
-      <w:color w:themeColor="text1" w:themeTint="D8" w:val="272727"/>
+      <w:color w:themeColor="accent1" w:val="4F81BD"/>
+      <w:sz w:val="24"/>
+      <w:szCs w:val="24"/>
     </w:rPr>
   </w:style>
   <w:style w:styleId="BlockText" w:type="paragraph">
@@ -2466,18 +2420,6 @@
       <w:sz w:val="20"/>
     </w:rPr>
   </w:style>
-  <w:style w:styleId="FootnoteBlockText" w:type="paragraph">
-    <w:name w:val="Footnote Block Text"/>
-    <w:basedOn w:val="FootnoteText"/>
-    <w:next w:val="FootnoteText"/>
-    <w:uiPriority w:val="9"/>
-    <w:unhideWhenUsed/>
-    <w:qFormat/>
-    <w:pPr>
-      <w:spacing w:after="100" w:before="100"/>
-      <w:ind w:firstLine="0" w:left="480" w:right="480"/>
-    </w:pPr>
-  </w:style>
   <w:style w:default="1" w:styleId="DefaultParagraphFont" w:type="character">
     <w:name w:val="Default Paragraph Font"/>
     <w:semiHidden/>
@@ -2504,11 +2446,18 @@
       </w:tblCellMar>
     </w:tblPr>
     <w:tblStylePr w:type="firstRow">
+      <w:tblPr>
+        <w:jc w:val="left"/>
+        <w:tblInd w:type="dxa" w:w="0"/>
+      </w:tblPr>
+      <w:trPr>
+        <w:jc w:val="left"/>
+      </w:trPr>
       <w:tcPr>
+        <w:vAlign w:val="bottom"/>
         <w:tcBorders>
           <w:bottom w:val="single"/>
         </w:tcBorders>
-        <w:vAlign w:val="bottom"/>
       </w:tcPr>
     </w:tblStylePr>
   </w:style>
@@ -2625,8 +2574,8 @@
     <w:name w:val="KeywordTok"/>
     <w:basedOn w:val="VerbatimChar"/>
     <w:rPr>
+      <w:color w:val="007020"/>
       <w:b/>
-      <w:color w:val="007020"/>
     </w:rPr>
   </w:style>
   <w:style w:type="character" w:customStyle="1" w:styleId="DataTypeTok">
@@ -2703,42 +2652,42 @@
     <w:name w:val="ImportTok"/>
     <w:basedOn w:val="VerbatimChar"/>
     <w:rPr>
+      <w:color w:val="008000"/>
       <w:b/>
-      <w:color w:val="008000"/>
     </w:rPr>
   </w:style>
   <w:style w:type="character" w:customStyle="1" w:styleId="CommentTok">
     <w:name w:val="CommentTok"/>
     <w:basedOn w:val="VerbatimChar"/>
     <w:rPr>
+      <w:color w:val="60a0b0"/>
       <w:i/>
-      <w:color w:val="60a0b0"/>
     </w:rPr>
   </w:style>
   <w:style w:type="character" w:customStyle="1" w:styleId="DocumentationTok">
     <w:name w:val="DocumentationTok"/>
     <w:basedOn w:val="VerbatimChar"/>
     <w:rPr>
+      <w:color w:val="ba2121"/>
       <w:i/>
-      <w:color w:val="ba2121"/>
     </w:rPr>
   </w:style>
   <w:style w:type="character" w:customStyle="1" w:styleId="AnnotationTok">
     <w:name w:val="AnnotationTok"/>
     <w:basedOn w:val="VerbatimChar"/>
     <w:rPr>
+      <w:color w:val="60a0b0"/>
       <w:b/>
       <w:i/>
-      <w:color w:val="60a0b0"/>
     </w:rPr>
   </w:style>
   <w:style w:type="character" w:customStyle="1" w:styleId="CommentVarTok">
     <w:name w:val="CommentVarTok"/>
     <w:basedOn w:val="VerbatimChar"/>
     <w:rPr>
+      <w:color w:val="60a0b0"/>
       <w:b/>
       <w:i/>
-      <w:color w:val="60a0b0"/>
     </w:rPr>
   </w:style>
   <w:style w:type="character" w:customStyle="1" w:styleId="OtherTok">
@@ -2766,8 +2715,8 @@
     <w:name w:val="ControlFlowTok"/>
     <w:basedOn w:val="VerbatimChar"/>
     <w:rPr>
+      <w:color w:val="007020"/>
       <w:b/>
-      <w:color w:val="007020"/>
     </w:rPr>
   </w:style>
   <w:style w:type="character" w:customStyle="1" w:styleId="OperatorTok">
@@ -2812,34 +2761,34 @@
     <w:name w:val="InformationTok"/>
     <w:basedOn w:val="VerbatimChar"/>
     <w:rPr>
+      <w:color w:val="60a0b0"/>
       <w:b/>
       <w:i/>
-      <w:color w:val="60a0b0"/>
     </w:rPr>
   </w:style>
   <w:style w:type="character" w:customStyle="1" w:styleId="WarningTok">
     <w:name w:val="WarningTok"/>
     <w:basedOn w:val="VerbatimChar"/>
     <w:rPr>
+      <w:color w:val="60a0b0"/>
       <w:b/>
       <w:i/>
-      <w:color w:val="60a0b0"/>
     </w:rPr>
   </w:style>
   <w:style w:type="character" w:customStyle="1" w:styleId="AlertTok">
     <w:name w:val="AlertTok"/>
     <w:basedOn w:val="VerbatimChar"/>
     <w:rPr>
+      <w:color w:val="ff0000"/>
       <w:b/>
-      <w:color w:val="ff0000"/>
     </w:rPr>
   </w:style>
   <w:style w:type="character" w:customStyle="1" w:styleId="ErrorTok">
     <w:name w:val="ErrorTok"/>
     <w:basedOn w:val="VerbatimChar"/>
     <w:rPr>
+      <w:color w:val="ff0000"/>
       <w:b/>
-      <w:color w:val="ff0000"/>
     </w:rPr>
   </w:style>
   <w:style w:type="character" w:customStyle="1" w:styleId="NormalTok">
@@ -2861,44 +2810,44 @@
         <a:sysClr val="window" lastClr="FFFFFF"/>
       </a:lt1>
       <a:dk2>
-        <a:srgbClr val="0E2841"/>
+        <a:srgbClr val="1F497D"/>
       </a:dk2>
       <a:lt2>
-        <a:srgbClr val="E8E8E8"/>
+        <a:srgbClr val="EEECE1"/>
       </a:lt2>
       <a:accent1>
-        <a:srgbClr val="156082"/>
+        <a:srgbClr val="4F81BD"/>
       </a:accent1>
       <a:accent2>
-        <a:srgbClr val="E97132"/>
+        <a:srgbClr val="C0504D"/>
       </a:accent2>
       <a:accent3>
-        <a:srgbClr val="196B24"/>
+        <a:srgbClr val="9BBB59"/>
       </a:accent3>
       <a:accent4>
-        <a:srgbClr val="0F9ED5"/>
+        <a:srgbClr val="8064A2"/>
       </a:accent4>
       <a:accent5>
-        <a:srgbClr val="A02B93"/>
+        <a:srgbClr val="4BACC6"/>
       </a:accent5>
       <a:accent6>
-        <a:srgbClr val="4EA72E"/>
+        <a:srgbClr val="F79646"/>
       </a:accent6>
       <a:hlink>
-        <a:srgbClr val="467886"/>
+        <a:srgbClr val="0000FF"/>
       </a:hlink>
       <a:folHlink>
-        <a:srgbClr val="96607D"/>
+        <a:srgbClr val="800080"/>
       </a:folHlink>
     </a:clrScheme>
     <a:fontScheme name="Office">
       <a:majorFont>
-        <a:latin typeface="Aptos Display" panose="02110004020202020204"/>
+        <a:latin typeface="Calibri"/>
         <a:ea typeface=""/>
         <a:cs typeface=""/>
-        <a:font script="Jpan" typeface="游ゴシック Light"/>
+        <a:font script="Jpan" typeface="ＭＳ ゴシック"/>
         <a:font script="Hang" typeface="맑은 고딕"/>
-        <a:font script="Hans" typeface="等线 Light"/>
+        <a:font script="Hans" typeface="宋体"/>
         <a:font script="Hant" typeface="新細明體"/>
         <a:font script="Arab" typeface="Times New Roman"/>
         <a:font script="Hebr" typeface="Times New Roman"/>
@@ -2925,32 +2874,14 @@
         <a:font script="Mong" typeface="Mongolian Baiti"/>
         <a:font script="Viet" typeface="Times New Roman"/>
         <a:font script="Uigh" typeface="Microsoft Uighur"/>
-        <a:font script="Geor" typeface="Sylfaen"/>
-        <a:font script="Armn" typeface="Arial"/>
-        <a:font script="Bugi" typeface="Leelawadee UI"/>
-        <a:font script="Bopo" typeface="Microsoft JhengHei"/>
-        <a:font script="Java" typeface="Javanese Text"/>
-        <a:font script="Lisu" typeface="Segoe UI"/>
-        <a:font script="Mymr" typeface="Myanmar Text"/>
-        <a:font script="Nkoo" typeface="Ebrima"/>
-        <a:font script="Olck" typeface="Nirmala UI"/>
-        <a:font script="Osma" typeface="Ebrima"/>
-        <a:font script="Phag" typeface="Phagspa"/>
-        <a:font script="Syrn" typeface="Estrangelo Edessa"/>
-        <a:font script="Syrj" typeface="Estrangelo Edessa"/>
-        <a:font script="Syre" typeface="Estrangelo Edessa"/>
-        <a:font script="Sora" typeface="Nirmala UI"/>
-        <a:font script="Tale" typeface="Microsoft Tai Le"/>
-        <a:font script="Talu" typeface="Microsoft New Tai Lue"/>
-        <a:font script="Tfng" typeface="Ebrima"/>
       </a:majorFont>
       <a:minorFont>
-        <a:latin typeface="Aptos" panose="02110004020202020204"/>
+        <a:latin typeface="Cambria"/>
         <a:ea typeface=""/>
         <a:cs typeface=""/>
-        <a:font script="Jpan" typeface="游明朝"/>
+        <a:font script="Jpan" typeface="ＭＳ 明朝"/>
         <a:font script="Hang" typeface="맑은 고딕"/>
-        <a:font script="Hans" typeface="等线"/>
+        <a:font script="Hans" typeface="宋体"/>
         <a:font script="Hant" typeface="新細明體"/>
         <a:font script="Arab" typeface="Arial"/>
         <a:font script="Hebr" typeface="Arial"/>
@@ -2977,24 +2908,6 @@
         <a:font script="Mong" typeface="Mongolian Baiti"/>
         <a:font script="Viet" typeface="Arial"/>
         <a:font script="Uigh" typeface="Microsoft Uighur"/>
-        <a:font script="Geor" typeface="Sylfaen"/>
-        <a:font script="Armn" typeface="Arial"/>
-        <a:font script="Bugi" typeface="Leelawadee UI"/>
-        <a:font script="Bopo" typeface="Microsoft JhengHei"/>
-        <a:font script="Java" typeface="Javanese Text"/>
-        <a:font script="Lisu" typeface="Segoe UI"/>
-        <a:font script="Mymr" typeface="Myanmar Text"/>
-        <a:font script="Nkoo" typeface="Ebrima"/>
-        <a:font script="Olck" typeface="Nirmala UI"/>
-        <a:font script="Osma" typeface="Ebrima"/>
-        <a:font script="Phag" typeface="Phagspa"/>
-        <a:font script="Syrn" typeface="Estrangelo Edessa"/>
-        <a:font script="Syrj" typeface="Estrangelo Edessa"/>
-        <a:font script="Syre" typeface="Estrangelo Edessa"/>
-        <a:font script="Sora" typeface="Nirmala UI"/>
-        <a:font script="Tale" typeface="Microsoft Tai Le"/>
-        <a:font script="Talu" typeface="Microsoft New Tai Lue"/>
-        <a:font script="Tfng" typeface="Ebrima"/>
       </a:minorFont>
     </a:fontScheme>
     <a:fmtScheme name="Office">
@@ -3006,141 +2919,200 @@
           <a:gsLst>
             <a:gs pos="0">
               <a:schemeClr val="phClr">
-                <a:lumMod val="110000"/>
-                <a:satMod val="105000"/>
-                <a:tint val="67000"/>
+                <a:tint val="50000"/>
+                <a:satMod val="300000"/>
               </a:schemeClr>
             </a:gs>
-            <a:gs pos="50000">
+            <a:gs pos="35000">
               <a:schemeClr val="phClr">
-                <a:lumMod val="105000"/>
-                <a:satMod val="103000"/>
-                <a:tint val="73000"/>
+                <a:tint val="37000"/>
+                <a:satMod val="300000"/>
               </a:schemeClr>
             </a:gs>
             <a:gs pos="100000">
               <a:schemeClr val="phClr">
-                <a:lumMod val="105000"/>
-                <a:satMod val="109000"/>
-                <a:tint val="81000"/>
+                <a:tint val="15000"/>
+                <a:satMod val="350000"/>
               </a:schemeClr>
             </a:gs>
           </a:gsLst>
-          <a:lin ang="5400000" scaled="0"/>
+          <a:lin ang="16200000" scaled="1"/>
         </a:gradFill>
         <a:gradFill rotWithShape="1">
           <a:gsLst>
             <a:gs pos="0">
               <a:schemeClr val="phClr">
-                <a:satMod val="103000"/>
-                <a:lumMod val="102000"/>
-                <a:tint val="94000"/>
-              </a:schemeClr>
-            </a:gs>
-            <a:gs pos="50000">
-              <a:schemeClr val="phClr">
-                <a:satMod val="110000"/>
-                <a:lumMod val="100000"/>
+                <a:tint val="100000"/>
                 <a:shade val="100000"/>
+                <a:satMod val="130000"/>
               </a:schemeClr>
             </a:gs>
             <a:gs pos="100000">
               <a:schemeClr val="phClr">
-                <a:lumMod val="99000"/>
-                <a:satMod val="120000"/>
-                <a:shade val="78000"/>
+                <a:tint val="50000"/>
+                <a:shade val="100000"/>
+                <a:satMod val="350000"/>
               </a:schemeClr>
             </a:gs>
           </a:gsLst>
-          <a:lin ang="5400000" scaled="0"/>
+          <a:lin ang="16200000" scaled="0"/>
         </a:gradFill>
       </a:fillStyleLst>
       <a:lnStyleLst>
-        <a:ln w="6350" cap="flat" cmpd="sng" algn="ctr">
+        <a:ln w="9525" cap="flat" cmpd="sng" algn="ctr">
+          <a:solidFill>
+            <a:schemeClr val="phClr">
+              <a:shade val="95000"/>
+              <a:satMod val="105000"/>
+            </a:schemeClr>
+          </a:solidFill>
+          <a:prstDash val="solid"/>
+        </a:ln>
+        <a:ln w="25400" cap="flat" cmpd="sng" algn="ctr">
           <a:solidFill>
             <a:schemeClr val="phClr"/>
           </a:solidFill>
           <a:prstDash val="solid"/>
-          <a:miter lim="800000"/>
         </a:ln>
-        <a:ln w="12700" cap="flat" cmpd="sng" algn="ctr">
+        <a:ln w="38100" cap="flat" cmpd="sng" algn="ctr">
           <a:solidFill>
             <a:schemeClr val="phClr"/>
           </a:solidFill>
           <a:prstDash val="solid"/>
-          <a:miter lim="800000"/>
-        </a:ln>
-        <a:ln w="19050" cap="flat" cmpd="sng" algn="ctr">
-          <a:solidFill>
-            <a:schemeClr val="phClr"/>
-          </a:solidFill>
-          <a:prstDash val="solid"/>
-          <a:miter lim="800000"/>
         </a:ln>
       </a:lnStyleLst>
       <a:effectStyleLst>
         <a:effectStyle>
-          <a:effectLst/>
-        </a:effectStyle>
-        <a:effectStyle>
-          <a:effectLst/>
+          <a:effectLst>
+            <a:outerShdw blurRad="40000" dist="20000" dir="5400000" rotWithShape="0">
+              <a:srgbClr val="000000">
+                <a:alpha val="38000"/>
+              </a:srgbClr>
+            </a:outerShdw>
+          </a:effectLst>
         </a:effectStyle>
         <a:effectStyle>
           <a:effectLst>
-            <a:outerShdw blurRad="57150" dist="19050" dir="5400000" algn="ctr" rotWithShape="0">
+            <a:outerShdw blurRad="40000" dist="23000" dir="5400000" rotWithShape="0">
               <a:srgbClr val="000000">
-                <a:alpha val="63000"/>
+                <a:alpha val="35000"/>
               </a:srgbClr>
             </a:outerShdw>
           </a:effectLst>
+        </a:effectStyle>
+        <a:effectStyle>
+          <a:effectLst>
+            <a:outerShdw blurRad="40000" dist="23000" dir="5400000" rotWithShape="0">
+              <a:srgbClr val="000000">
+                <a:alpha val="35000"/>
+              </a:srgbClr>
+            </a:outerShdw>
+          </a:effectLst>
+          <a:scene3d>
+            <a:camera prst="orthographicFront">
+              <a:rot lat="0" lon="0" rev="0"/>
+            </a:camera>
+            <a:lightRig rig="threePt" dir="t">
+              <a:rot lat="0" lon="0" rev="1200000"/>
+            </a:lightRig>
+          </a:scene3d>
+          <a:sp3d>
+            <a:bevelT w="63500" h="25400"/>
+          </a:sp3d>
         </a:effectStyle>
       </a:effectStyleLst>
       <a:bgFillStyleLst>
         <a:solidFill>
           <a:schemeClr val="phClr"/>
         </a:solidFill>
-        <a:solidFill>
-          <a:schemeClr val="phClr">
-            <a:tint val="95000"/>
-            <a:satMod val="170000"/>
-          </a:schemeClr>
-        </a:solidFill>
         <a:gradFill rotWithShape="1">
           <a:gsLst>
             <a:gs pos="0">
               <a:schemeClr val="phClr">
-                <a:tint val="93000"/>
-                <a:satMod val="150000"/>
-                <a:shade val="98000"/>
-                <a:lumMod val="102000"/>
+                <a:tint val="40000"/>
+                <a:satMod val="350000"/>
               </a:schemeClr>
             </a:gs>
-            <a:gs pos="50000">
+            <a:gs pos="40000">
               <a:schemeClr val="phClr">
-                <a:tint val="98000"/>
-                <a:satMod val="130000"/>
-                <a:shade val="90000"/>
-                <a:lumMod val="103000"/>
+                <a:tint val="45000"/>
+                <a:shade val="99000"/>
+                <a:satMod val="350000"/>
               </a:schemeClr>
             </a:gs>
             <a:gs pos="100000">
               <a:schemeClr val="phClr">
-                <a:shade val="63000"/>
-                <a:satMod val="120000"/>
+                <a:shade val="20000"/>
+                <a:satMod val="255000"/>
               </a:schemeClr>
             </a:gs>
           </a:gsLst>
-          <a:lin ang="5400000" scaled="0"/>
+          <a:path path="circle">
+            <a:fillToRect l="50000" t="-80000" r="50000" b="180000"/>
+          </a:path>
+        </a:gradFill>
+        <a:gradFill rotWithShape="1">
+          <a:gsLst>
+            <a:gs pos="0">
+              <a:schemeClr val="phClr">
+                <a:tint val="80000"/>
+                <a:satMod val="300000"/>
+              </a:schemeClr>
+            </a:gs>
+            <a:gs pos="100000">
+              <a:schemeClr val="phClr">
+                <a:shade val="30000"/>
+                <a:satMod val="200000"/>
+              </a:schemeClr>
+            </a:gs>
+          </a:gsLst>
+          <a:path path="circle">
+            <a:fillToRect l="50000" t="50000" r="50000" b="50000"/>
+          </a:path>
         </a:gradFill>
       </a:bgFillStyleLst>
     </a:fmtScheme>
   </a:themeElements>
-  <a:objectDefaults/>
+  <a:objectDefaults>
+    <a:spDef>
+      <a:spPr/>
+      <a:bodyPr/>
+      <a:lstStyle/>
+      <a:style>
+        <a:lnRef idx="1">
+          <a:schemeClr val="accent1"/>
+        </a:lnRef>
+        <a:fillRef idx="3">
+          <a:schemeClr val="accent1"/>
+        </a:fillRef>
+        <a:effectRef idx="2">
+          <a:schemeClr val="accent1"/>
+        </a:effectRef>
+        <a:fontRef idx="minor">
+          <a:schemeClr val="lt1"/>
+        </a:fontRef>
+      </a:style>
+    </a:spDef>
+    <a:lnDef>
+      <a:spPr/>
+      <a:bodyPr/>
+      <a:lstStyle/>
+      <a:style>
+        <a:lnRef idx="2">
+          <a:schemeClr val="accent1"/>
+        </a:lnRef>
+        <a:fillRef idx="0">
+          <a:schemeClr val="accent1"/>
+        </a:fillRef>
+        <a:effectRef idx="1">
+          <a:schemeClr val="accent1"/>
+        </a:effectRef>
+        <a:fontRef idx="minor">
+          <a:schemeClr val="tx1"/>
+        </a:fontRef>
+      </a:style>
+    </a:lnDef>
+  </a:objectDefaults>
   <a:extraClrSchemeLst/>
-  <a:extLst>
-    <a:ext uri="{05A4C25C-085E-4340-85A3-A5531E510DB2}">
-      <thm15:themeFamily xmlns:thm15="http://schemas.microsoft.com/office/thememl/2012/main" name="Office Theme" id="{2E142A2C-CD16-42D6-873A-C26D2A0506FA}" vid="{1BDDFF52-6CD6-40A5-AB3C-68EB2F1E4D0A}"/>
-    </a:ext>
-  </a:extLst>
 </a:theme>
 </file>